--- a/Session03/BÁO CÁO SAU BUỔI THỰC HÀNH.docx
+++ b/Session03/BÁO CÁO SAU BUỔI THỰC HÀNH.docx
@@ -423,7 +423,7 @@
         <w:ind w:left="360" w:leftChars="0"/>
         <w:jc w:val="both"/>
         <w:rPr>
-          <w:rFonts w:hint="default" w:ascii="Times New Roman" w:hAnsi="Times New Roman" w:eastAsia="Roboto"/>
+          <w:rFonts w:hint="default" w:ascii="Times New Roman" w:hAnsi="Times New Roman" w:eastAsia="Roboto" w:cs="Times New Roman"/>
           <w:b w:val="0"/>
           <w:bCs w:val="0"/>
           <w:sz w:val="26"/>
@@ -446,7 +446,7 @@
       </w:r>
       <w:r>
         <w:rPr>
-          <w:rFonts w:hint="default" w:ascii="Times New Roman" w:hAnsi="Times New Roman" w:eastAsia="Roboto"/>
+          <w:rFonts w:hint="default" w:ascii="Times New Roman" w:hAnsi="Times New Roman" w:eastAsia="Roboto" w:cs="Times New Roman"/>
           <w:b w:val="0"/>
           <w:bCs w:val="0"/>
           <w:sz w:val="26"/>
@@ -475,18 +475,18 @@
         <w:ind w:left="360" w:leftChars="0"/>
         <w:jc w:val="both"/>
         <w:rPr>
-          <w:rFonts w:hint="default" w:ascii="Times New Roman" w:hAnsi="Times New Roman" w:eastAsia="Roboto"/>
-          <w:b w:val="0"/>
-          <w:bCs w:val="0"/>
-          <w:sz w:val="26"/>
-          <w:szCs w:val="26"/>
-          <w:rtl w:val="0"/>
-          <w:lang w:val="en-US"/>
-        </w:rPr>
-      </w:pPr>
-      <w:r>
-        <w:rPr>
-          <w:rFonts w:hint="default" w:ascii="Times New Roman" w:hAnsi="Times New Roman" w:eastAsia="Roboto"/>
+          <w:rFonts w:hint="default" w:ascii="Times New Roman" w:hAnsi="Times New Roman" w:eastAsia="Roboto" w:cs="Times New Roman"/>
+          <w:b w:val="0"/>
+          <w:bCs w:val="0"/>
+          <w:sz w:val="26"/>
+          <w:szCs w:val="26"/>
+          <w:rtl w:val="0"/>
+          <w:lang w:val="en-US"/>
+        </w:rPr>
+      </w:pPr>
+      <w:r>
+        <w:rPr>
+          <w:rFonts w:hint="default" w:ascii="Times New Roman" w:hAnsi="Times New Roman" w:eastAsia="Roboto" w:cs="Times New Roman"/>
           <w:b w:val="0"/>
           <w:bCs w:val="0"/>
           <w:sz w:val="26"/>
@@ -515,18 +515,18 @@
         <w:ind w:left="360" w:leftChars="0" w:firstLine="716" w:firstLineChars="0"/>
         <w:jc w:val="both"/>
         <w:rPr>
-          <w:rFonts w:hint="default" w:ascii="Times New Roman" w:hAnsi="Times New Roman" w:eastAsia="Roboto"/>
-          <w:b w:val="0"/>
-          <w:bCs w:val="0"/>
-          <w:sz w:val="26"/>
-          <w:szCs w:val="26"/>
-          <w:rtl w:val="0"/>
-          <w:lang w:val="en-US"/>
-        </w:rPr>
-      </w:pPr>
-      <w:r>
-        <w:rPr>
-          <w:rFonts w:hint="default" w:ascii="Times New Roman" w:hAnsi="Times New Roman" w:eastAsia="Roboto"/>
+          <w:rFonts w:hint="default" w:ascii="Times New Roman" w:hAnsi="Times New Roman" w:eastAsia="Roboto" w:cs="Times New Roman"/>
+          <w:b w:val="0"/>
+          <w:bCs w:val="0"/>
+          <w:sz w:val="26"/>
+          <w:szCs w:val="26"/>
+          <w:rtl w:val="0"/>
+          <w:lang w:val="en-US"/>
+        </w:rPr>
+      </w:pPr>
+      <w:r>
+        <w:rPr>
+          <w:rFonts w:hint="default" w:ascii="Times New Roman" w:hAnsi="Times New Roman" w:eastAsia="Roboto" w:cs="Times New Roman"/>
           <w:b w:val="0"/>
           <w:bCs w:val="0"/>
           <w:sz w:val="26"/>
@@ -555,18 +555,18 @@
         <w:ind w:left="360" w:leftChars="0" w:firstLine="716" w:firstLineChars="0"/>
         <w:jc w:val="both"/>
         <w:rPr>
-          <w:rFonts w:hint="default" w:ascii="Times New Roman" w:hAnsi="Times New Roman" w:eastAsia="Roboto"/>
-          <w:b w:val="0"/>
-          <w:bCs w:val="0"/>
-          <w:sz w:val="26"/>
-          <w:szCs w:val="26"/>
-          <w:rtl w:val="0"/>
-          <w:lang w:val="en-US"/>
-        </w:rPr>
-      </w:pPr>
-      <w:r>
-        <w:rPr>
-          <w:rFonts w:hint="default" w:ascii="Times New Roman" w:hAnsi="Times New Roman" w:eastAsia="Roboto"/>
+          <w:rFonts w:hint="default" w:ascii="Times New Roman" w:hAnsi="Times New Roman" w:eastAsia="Roboto" w:cs="Times New Roman"/>
+          <w:b w:val="0"/>
+          <w:bCs w:val="0"/>
+          <w:sz w:val="26"/>
+          <w:szCs w:val="26"/>
+          <w:rtl w:val="0"/>
+          <w:lang w:val="en-US"/>
+        </w:rPr>
+      </w:pPr>
+      <w:r>
+        <w:rPr>
+          <w:rFonts w:hint="default" w:ascii="Times New Roman" w:hAnsi="Times New Roman" w:eastAsia="Roboto" w:cs="Times New Roman"/>
           <w:b w:val="0"/>
           <w:bCs w:val="0"/>
           <w:sz w:val="26"/>
@@ -595,18 +595,18 @@
         <w:ind w:left="360" w:leftChars="0" w:firstLine="716" w:firstLineChars="0"/>
         <w:jc w:val="both"/>
         <w:rPr>
-          <w:rFonts w:hint="default" w:ascii="Times New Roman" w:hAnsi="Times New Roman" w:eastAsia="Roboto"/>
-          <w:b w:val="0"/>
-          <w:bCs w:val="0"/>
-          <w:sz w:val="26"/>
-          <w:szCs w:val="26"/>
-          <w:rtl w:val="0"/>
-          <w:lang w:val="en-US"/>
-        </w:rPr>
-      </w:pPr>
-      <w:r>
-        <w:rPr>
-          <w:rFonts w:hint="default" w:ascii="Times New Roman" w:hAnsi="Times New Roman" w:eastAsia="Roboto"/>
+          <w:rFonts w:hint="default" w:ascii="Times New Roman" w:hAnsi="Times New Roman" w:eastAsia="Roboto" w:cs="Times New Roman"/>
+          <w:b w:val="0"/>
+          <w:bCs w:val="0"/>
+          <w:sz w:val="26"/>
+          <w:szCs w:val="26"/>
+          <w:rtl w:val="0"/>
+          <w:lang w:val="en-US"/>
+        </w:rPr>
+      </w:pPr>
+      <w:r>
+        <w:rPr>
+          <w:rFonts w:hint="default" w:ascii="Times New Roman" w:hAnsi="Times New Roman" w:eastAsia="Roboto" w:cs="Times New Roman"/>
           <w:b w:val="0"/>
           <w:bCs w:val="0"/>
           <w:sz w:val="26"/>
@@ -635,18 +635,18 @@
         <w:ind w:left="360" w:leftChars="0" w:firstLine="716" w:firstLineChars="0"/>
         <w:jc w:val="both"/>
         <w:rPr>
-          <w:rFonts w:hint="default" w:ascii="Times New Roman" w:hAnsi="Times New Roman" w:eastAsia="Roboto"/>
-          <w:b w:val="0"/>
-          <w:bCs w:val="0"/>
-          <w:sz w:val="26"/>
-          <w:szCs w:val="26"/>
-          <w:rtl w:val="0"/>
-          <w:lang w:val="en-US"/>
-        </w:rPr>
-      </w:pPr>
-      <w:r>
-        <w:rPr>
-          <w:rFonts w:hint="default" w:ascii="Times New Roman" w:hAnsi="Times New Roman" w:eastAsia="Roboto"/>
+          <w:rFonts w:hint="default" w:ascii="Times New Roman" w:hAnsi="Times New Roman" w:eastAsia="Roboto" w:cs="Times New Roman"/>
+          <w:b w:val="0"/>
+          <w:bCs w:val="0"/>
+          <w:sz w:val="26"/>
+          <w:szCs w:val="26"/>
+          <w:rtl w:val="0"/>
+          <w:lang w:val="en-US"/>
+        </w:rPr>
+      </w:pPr>
+      <w:r>
+        <w:rPr>
+          <w:rFonts w:hint="default" w:ascii="Times New Roman" w:hAnsi="Times New Roman" w:eastAsia="Roboto" w:cs="Times New Roman"/>
           <w:b w:val="0"/>
           <w:bCs w:val="0"/>
           <w:sz w:val="26"/>
@@ -675,18 +675,18 @@
         <w:ind w:left="360" w:leftChars="0" w:firstLine="716" w:firstLineChars="0"/>
         <w:jc w:val="both"/>
         <w:rPr>
-          <w:rFonts w:hint="default" w:ascii="Times New Roman" w:hAnsi="Times New Roman" w:eastAsia="Roboto"/>
-          <w:b w:val="0"/>
-          <w:bCs w:val="0"/>
-          <w:sz w:val="26"/>
-          <w:szCs w:val="26"/>
-          <w:rtl w:val="0"/>
-          <w:lang w:val="en-US"/>
-        </w:rPr>
-      </w:pPr>
-      <w:r>
-        <w:rPr>
-          <w:rFonts w:hint="default" w:ascii="Times New Roman" w:hAnsi="Times New Roman" w:eastAsia="Roboto"/>
+          <w:rFonts w:hint="default" w:ascii="Times New Roman" w:hAnsi="Times New Roman" w:eastAsia="Roboto" w:cs="Times New Roman"/>
+          <w:b w:val="0"/>
+          <w:bCs w:val="0"/>
+          <w:sz w:val="26"/>
+          <w:szCs w:val="26"/>
+          <w:rtl w:val="0"/>
+          <w:lang w:val="en-US"/>
+        </w:rPr>
+      </w:pPr>
+      <w:r>
+        <w:rPr>
+          <w:rFonts w:hint="default" w:ascii="Times New Roman" w:hAnsi="Times New Roman" w:eastAsia="Roboto" w:cs="Times New Roman"/>
           <w:b w:val="0"/>
           <w:bCs w:val="0"/>
           <w:sz w:val="26"/>
@@ -715,18 +715,18 @@
         <w:ind w:left="360" w:leftChars="0"/>
         <w:jc w:val="both"/>
         <w:rPr>
-          <w:rFonts w:hint="default" w:ascii="Times New Roman" w:hAnsi="Times New Roman" w:eastAsia="Roboto"/>
-          <w:b w:val="0"/>
-          <w:bCs w:val="0"/>
-          <w:sz w:val="26"/>
-          <w:szCs w:val="26"/>
-          <w:rtl w:val="0"/>
-          <w:lang w:val="en-US"/>
-        </w:rPr>
-      </w:pPr>
-      <w:r>
-        <w:rPr>
-          <w:rFonts w:hint="default" w:ascii="Times New Roman" w:hAnsi="Times New Roman" w:eastAsia="Roboto"/>
+          <w:rFonts w:hint="default" w:ascii="Times New Roman" w:hAnsi="Times New Roman" w:eastAsia="Roboto" w:cs="Times New Roman"/>
+          <w:b w:val="0"/>
+          <w:bCs w:val="0"/>
+          <w:sz w:val="26"/>
+          <w:szCs w:val="26"/>
+          <w:rtl w:val="0"/>
+          <w:lang w:val="en-US"/>
+        </w:rPr>
+      </w:pPr>
+      <w:r>
+        <w:rPr>
+          <w:rFonts w:hint="default" w:ascii="Times New Roman" w:hAnsi="Times New Roman" w:eastAsia="Roboto" w:cs="Times New Roman"/>
           <w:b w:val="0"/>
           <w:bCs w:val="0"/>
           <w:sz w:val="26"/>
@@ -755,18 +755,18 @@
         <w:ind w:left="360" w:leftChars="0" w:firstLine="716" w:firstLineChars="0"/>
         <w:jc w:val="both"/>
         <w:rPr>
-          <w:rFonts w:hint="default" w:ascii="Times New Roman" w:hAnsi="Times New Roman" w:eastAsia="Roboto"/>
-          <w:b w:val="0"/>
-          <w:bCs w:val="0"/>
-          <w:sz w:val="26"/>
-          <w:szCs w:val="26"/>
-          <w:rtl w:val="0"/>
-          <w:lang w:val="en-US"/>
-        </w:rPr>
-      </w:pPr>
-      <w:r>
-        <w:rPr>
-          <w:rFonts w:hint="default" w:ascii="Times New Roman" w:hAnsi="Times New Roman" w:eastAsia="Roboto"/>
+          <w:rFonts w:hint="default" w:ascii="Times New Roman" w:hAnsi="Times New Roman" w:eastAsia="Roboto" w:cs="Times New Roman"/>
+          <w:b w:val="0"/>
+          <w:bCs w:val="0"/>
+          <w:sz w:val="26"/>
+          <w:szCs w:val="26"/>
+          <w:rtl w:val="0"/>
+          <w:lang w:val="en-US"/>
+        </w:rPr>
+      </w:pPr>
+      <w:r>
+        <w:rPr>
+          <w:rFonts w:hint="default" w:ascii="Times New Roman" w:hAnsi="Times New Roman" w:eastAsia="Roboto" w:cs="Times New Roman"/>
           <w:b w:val="0"/>
           <w:bCs w:val="0"/>
           <w:sz w:val="26"/>
@@ -795,18 +795,18 @@
         <w:ind w:left="360" w:leftChars="0" w:firstLine="716" w:firstLineChars="0"/>
         <w:jc w:val="both"/>
         <w:rPr>
-          <w:rFonts w:hint="default" w:ascii="Times New Roman" w:hAnsi="Times New Roman" w:eastAsia="Roboto"/>
-          <w:b w:val="0"/>
-          <w:bCs w:val="0"/>
-          <w:sz w:val="26"/>
-          <w:szCs w:val="26"/>
-          <w:rtl w:val="0"/>
-          <w:lang w:val="en-US"/>
-        </w:rPr>
-      </w:pPr>
-      <w:r>
-        <w:rPr>
-          <w:rFonts w:hint="default" w:ascii="Times New Roman" w:hAnsi="Times New Roman" w:eastAsia="Roboto"/>
+          <w:rFonts w:hint="default" w:ascii="Times New Roman" w:hAnsi="Times New Roman" w:eastAsia="Roboto" w:cs="Times New Roman"/>
+          <w:b w:val="0"/>
+          <w:bCs w:val="0"/>
+          <w:sz w:val="26"/>
+          <w:szCs w:val="26"/>
+          <w:rtl w:val="0"/>
+          <w:lang w:val="en-US"/>
+        </w:rPr>
+      </w:pPr>
+      <w:r>
+        <w:rPr>
+          <w:rFonts w:hint="default" w:ascii="Times New Roman" w:hAnsi="Times New Roman" w:eastAsia="Roboto" w:cs="Times New Roman"/>
           <w:b w:val="0"/>
           <w:bCs w:val="0"/>
           <w:sz w:val="26"/>
@@ -835,18 +835,18 @@
         <w:ind w:left="360" w:leftChars="0" w:firstLine="716" w:firstLineChars="0"/>
         <w:jc w:val="both"/>
         <w:rPr>
-          <w:rFonts w:hint="default" w:ascii="Times New Roman" w:hAnsi="Times New Roman" w:eastAsia="Roboto"/>
-          <w:b w:val="0"/>
-          <w:bCs w:val="0"/>
-          <w:sz w:val="26"/>
-          <w:szCs w:val="26"/>
-          <w:rtl w:val="0"/>
-          <w:lang w:val="en-US"/>
-        </w:rPr>
-      </w:pPr>
-      <w:r>
-        <w:rPr>
-          <w:rFonts w:hint="default" w:ascii="Times New Roman" w:hAnsi="Times New Roman" w:eastAsia="Roboto"/>
+          <w:rFonts w:hint="default" w:ascii="Times New Roman" w:hAnsi="Times New Roman" w:eastAsia="Roboto" w:cs="Times New Roman"/>
+          <w:b w:val="0"/>
+          <w:bCs w:val="0"/>
+          <w:sz w:val="26"/>
+          <w:szCs w:val="26"/>
+          <w:rtl w:val="0"/>
+          <w:lang w:val="en-US"/>
+        </w:rPr>
+      </w:pPr>
+      <w:r>
+        <w:rPr>
+          <w:rFonts w:hint="default" w:ascii="Times New Roman" w:hAnsi="Times New Roman" w:eastAsia="Roboto" w:cs="Times New Roman"/>
           <w:b w:val="0"/>
           <w:bCs w:val="0"/>
           <w:sz w:val="26"/>
@@ -875,18 +875,18 @@
         <w:ind w:left="360" w:leftChars="0" w:firstLine="716" w:firstLineChars="0"/>
         <w:jc w:val="both"/>
         <w:rPr>
-          <w:rFonts w:hint="default" w:ascii="Times New Roman" w:hAnsi="Times New Roman" w:eastAsia="Roboto"/>
-          <w:b w:val="0"/>
-          <w:bCs w:val="0"/>
-          <w:sz w:val="26"/>
-          <w:szCs w:val="26"/>
-          <w:rtl w:val="0"/>
-          <w:lang w:val="en-US"/>
-        </w:rPr>
-      </w:pPr>
-      <w:r>
-        <w:rPr>
-          <w:rFonts w:hint="default" w:ascii="Times New Roman" w:hAnsi="Times New Roman" w:eastAsia="Roboto"/>
+          <w:rFonts w:hint="default" w:ascii="Times New Roman" w:hAnsi="Times New Roman" w:eastAsia="Roboto" w:cs="Times New Roman"/>
+          <w:b w:val="0"/>
+          <w:bCs w:val="0"/>
+          <w:sz w:val="26"/>
+          <w:szCs w:val="26"/>
+          <w:rtl w:val="0"/>
+          <w:lang w:val="en-US"/>
+        </w:rPr>
+      </w:pPr>
+      <w:r>
+        <w:rPr>
+          <w:rFonts w:hint="default" w:ascii="Times New Roman" w:hAnsi="Times New Roman" w:eastAsia="Roboto" w:cs="Times New Roman"/>
           <w:b w:val="0"/>
           <w:bCs w:val="0"/>
           <w:sz w:val="26"/>
@@ -915,18 +915,18 @@
         <w:ind w:left="360" w:leftChars="0" w:firstLine="716" w:firstLineChars="0"/>
         <w:jc w:val="both"/>
         <w:rPr>
-          <w:rFonts w:hint="default" w:ascii="Times New Roman" w:hAnsi="Times New Roman" w:eastAsia="Roboto"/>
-          <w:b w:val="0"/>
-          <w:bCs w:val="0"/>
-          <w:sz w:val="26"/>
-          <w:szCs w:val="26"/>
-          <w:rtl w:val="0"/>
-          <w:lang w:val="en-US"/>
-        </w:rPr>
-      </w:pPr>
-      <w:r>
-        <w:rPr>
-          <w:rFonts w:hint="default" w:ascii="Times New Roman" w:hAnsi="Times New Roman" w:eastAsia="Roboto"/>
+          <w:rFonts w:hint="default" w:ascii="Times New Roman" w:hAnsi="Times New Roman" w:eastAsia="Roboto" w:cs="Times New Roman"/>
+          <w:b w:val="0"/>
+          <w:bCs w:val="0"/>
+          <w:sz w:val="26"/>
+          <w:szCs w:val="26"/>
+          <w:rtl w:val="0"/>
+          <w:lang w:val="en-US"/>
+        </w:rPr>
+      </w:pPr>
+      <w:r>
+        <w:rPr>
+          <w:rFonts w:hint="default" w:ascii="Times New Roman" w:hAnsi="Times New Roman" w:eastAsia="Roboto" w:cs="Times New Roman"/>
           <w:b w:val="0"/>
           <w:bCs w:val="0"/>
           <w:sz w:val="26"/>
@@ -990,6 +990,7 @@
     <w:p>
       <w:pPr>
         <w:numPr>
+          <w:ilvl w:val="0"/>
           <w:numId w:val="0"/>
         </w:numPr>
         <w:pBdr>
@@ -1004,7 +1005,7 @@
         <w:ind w:left="360" w:leftChars="0"/>
         <w:jc w:val="both"/>
         <w:rPr>
-          <w:rFonts w:hint="default" w:ascii="Times New Roman" w:hAnsi="Times New Roman" w:eastAsia="Roboto"/>
+          <w:rFonts w:hint="default" w:ascii="Times New Roman" w:hAnsi="Times New Roman" w:eastAsia="Roboto" w:cs="Times New Roman"/>
           <w:b w:val="0"/>
           <w:bCs w:val="0"/>
           <w:sz w:val="26"/>
@@ -1027,7 +1028,7 @@
       </w:r>
       <w:r>
         <w:rPr>
-          <w:rFonts w:hint="default" w:ascii="Times New Roman" w:hAnsi="Times New Roman" w:eastAsia="Roboto"/>
+          <w:rFonts w:hint="default" w:ascii="Times New Roman" w:hAnsi="Times New Roman" w:eastAsia="Roboto" w:cs="Times New Roman"/>
           <w:b w:val="0"/>
           <w:bCs w:val="0"/>
           <w:sz w:val="26"/>
@@ -1041,6 +1042,7 @@
     <w:p>
       <w:pPr>
         <w:numPr>
+          <w:ilvl w:val="0"/>
           <w:numId w:val="0"/>
         </w:numPr>
         <w:pBdr>
@@ -1064,7 +1066,7 @@
       </w:pPr>
       <w:r>
         <w:rPr>
-          <w:rFonts w:hint="default" w:ascii="Times New Roman" w:hAnsi="Times New Roman" w:eastAsia="Roboto"/>
+          <w:rFonts w:hint="default" w:ascii="Times New Roman" w:hAnsi="Times New Roman" w:eastAsia="Roboto" w:cs="Times New Roman"/>
           <w:b w:val="0"/>
           <w:bCs w:val="0"/>
           <w:sz w:val="26"/>
@@ -1455,7 +1457,7 @@
         <w:spacing w:before="120" w:after="120" w:line="360" w:lineRule="auto"/>
         <w:jc w:val="both"/>
         <w:rPr>
-          <w:rFonts w:hint="default" w:ascii="Times New Roman" w:hAnsi="Times New Roman" w:eastAsia="Roboto"/>
+          <w:rFonts w:hint="default" w:ascii="Times New Roman" w:hAnsi="Times New Roman" w:eastAsia="Roboto" w:cs="Times New Roman"/>
           <w:sz w:val="26"/>
           <w:szCs w:val="26"/>
           <w:rtl w:val="0"/>
@@ -1474,7 +1476,7 @@
       </w:r>
       <w:r>
         <w:rPr>
-          <w:rFonts w:hint="default" w:ascii="Times New Roman" w:hAnsi="Times New Roman" w:eastAsia="Roboto"/>
+          <w:rFonts w:hint="default" w:ascii="Times New Roman" w:hAnsi="Times New Roman" w:eastAsia="Roboto" w:cs="Times New Roman"/>
           <w:sz w:val="26"/>
           <w:szCs w:val="26"/>
           <w:rtl w:val="0"/>
@@ -1496,16 +1498,16 @@
         <w:spacing w:before="120" w:after="120" w:line="360" w:lineRule="auto"/>
         <w:jc w:val="both"/>
         <w:rPr>
-          <w:rFonts w:hint="default" w:ascii="Times New Roman" w:hAnsi="Times New Roman" w:eastAsia="Roboto"/>
-          <w:sz w:val="26"/>
-          <w:szCs w:val="26"/>
-          <w:rtl w:val="0"/>
-          <w:lang w:val="en-US"/>
-        </w:rPr>
-      </w:pPr>
-      <w:r>
-        <w:rPr>
-          <w:rFonts w:hint="default" w:ascii="Times New Roman" w:hAnsi="Times New Roman" w:eastAsia="Roboto"/>
+          <w:rFonts w:hint="default" w:ascii="Times New Roman" w:hAnsi="Times New Roman" w:eastAsia="Roboto" w:cs="Times New Roman"/>
+          <w:sz w:val="26"/>
+          <w:szCs w:val="26"/>
+          <w:rtl w:val="0"/>
+          <w:lang w:val="en-US"/>
+        </w:rPr>
+      </w:pPr>
+      <w:r>
+        <w:rPr>
+          <w:rFonts w:hint="default" w:ascii="Times New Roman" w:hAnsi="Times New Roman" w:eastAsia="Roboto" w:cs="Times New Roman"/>
           <w:sz w:val="26"/>
           <w:szCs w:val="26"/>
           <w:rtl w:val="0"/>
@@ -1527,16 +1529,16 @@
         <w:spacing w:before="120" w:after="120" w:line="360" w:lineRule="auto"/>
         <w:jc w:val="both"/>
         <w:rPr>
-          <w:rFonts w:hint="default" w:ascii="Times New Roman" w:hAnsi="Times New Roman" w:eastAsia="Roboto"/>
-          <w:sz w:val="26"/>
-          <w:szCs w:val="26"/>
-          <w:rtl w:val="0"/>
-          <w:lang w:val="en-US"/>
-        </w:rPr>
-      </w:pPr>
-      <w:r>
-        <w:rPr>
-          <w:rFonts w:hint="default" w:ascii="Times New Roman" w:hAnsi="Times New Roman" w:eastAsia="Roboto"/>
+          <w:rFonts w:hint="default" w:ascii="Times New Roman" w:hAnsi="Times New Roman" w:eastAsia="Roboto" w:cs="Times New Roman"/>
+          <w:sz w:val="26"/>
+          <w:szCs w:val="26"/>
+          <w:rtl w:val="0"/>
+          <w:lang w:val="en-US"/>
+        </w:rPr>
+      </w:pPr>
+      <w:r>
+        <w:rPr>
+          <w:rFonts w:hint="default" w:ascii="Times New Roman" w:hAnsi="Times New Roman" w:eastAsia="Roboto" w:cs="Times New Roman"/>
           <w:sz w:val="26"/>
           <w:szCs w:val="26"/>
           <w:rtl w:val="0"/>
@@ -1558,16 +1560,16 @@
         <w:spacing w:before="120" w:after="120" w:line="360" w:lineRule="auto"/>
         <w:jc w:val="both"/>
         <w:rPr>
-          <w:rFonts w:hint="default" w:ascii="Times New Roman" w:hAnsi="Times New Roman" w:eastAsia="Roboto"/>
-          <w:sz w:val="26"/>
-          <w:szCs w:val="26"/>
-          <w:rtl w:val="0"/>
-          <w:lang w:val="en-US"/>
-        </w:rPr>
-      </w:pPr>
-      <w:r>
-        <w:rPr>
-          <w:rFonts w:hint="default" w:ascii="Times New Roman" w:hAnsi="Times New Roman" w:eastAsia="Roboto"/>
+          <w:rFonts w:hint="default" w:ascii="Times New Roman" w:hAnsi="Times New Roman" w:eastAsia="Roboto" w:cs="Times New Roman"/>
+          <w:sz w:val="26"/>
+          <w:szCs w:val="26"/>
+          <w:rtl w:val="0"/>
+          <w:lang w:val="en-US"/>
+        </w:rPr>
+      </w:pPr>
+      <w:r>
+        <w:rPr>
+          <w:rFonts w:hint="default" w:ascii="Times New Roman" w:hAnsi="Times New Roman" w:eastAsia="Roboto" w:cs="Times New Roman"/>
           <w:sz w:val="26"/>
           <w:szCs w:val="26"/>
           <w:rtl w:val="0"/>
@@ -1589,22 +1591,136 @@
         <w:spacing w:before="120" w:after="120" w:line="360" w:lineRule="auto"/>
         <w:jc w:val="both"/>
         <w:rPr>
-          <w:rFonts w:hint="default" w:ascii="Times New Roman" w:hAnsi="Times New Roman" w:eastAsia="Roboto"/>
-          <w:sz w:val="26"/>
-          <w:szCs w:val="26"/>
-          <w:rtl w:val="0"/>
-          <w:lang w:val="en-US"/>
-        </w:rPr>
-      </w:pPr>
-      <w:r>
-        <w:rPr>
-          <w:rFonts w:hint="default" w:ascii="Times New Roman" w:hAnsi="Times New Roman" w:eastAsia="Roboto"/>
+          <w:rFonts w:hint="default" w:ascii="Times New Roman" w:hAnsi="Times New Roman" w:eastAsia="Roboto" w:cs="Times New Roman"/>
+          <w:sz w:val="26"/>
+          <w:szCs w:val="26"/>
+          <w:rtl w:val="0"/>
+          <w:lang w:val="en-US"/>
+        </w:rPr>
+      </w:pPr>
+      <w:r>
+        <w:rPr>
+          <w:rFonts w:hint="default" w:ascii="Times New Roman" w:hAnsi="Times New Roman" w:eastAsia="Roboto" w:cs="Times New Roman"/>
           <w:sz w:val="26"/>
           <w:szCs w:val="26"/>
           <w:rtl w:val="0"/>
           <w:lang w:val="en-US"/>
         </w:rPr>
         <w:t>- Biết xử lý tìm kiếm, sắp xếp và thống kê cơ bản</w:t>
+      </w:r>
+      <w:bookmarkStart w:id="3" w:name="_GoBack"/>
+      <w:bookmarkEnd w:id="3"/>
+    </w:p>
+    <w:p>
+      <w:pPr>
+        <w:pBdr>
+          <w:top w:val="none" w:color="auto" w:sz="0" w:space="0"/>
+          <w:left w:val="none" w:color="auto" w:sz="0" w:space="3258"/>
+          <w:bottom w:val="none" w:color="auto" w:sz="0" w:space="0"/>
+          <w:right w:val="none" w:color="auto" w:sz="0" w:space="0"/>
+          <w:between w:val="none" w:color="auto" w:sz="0" w:space="0"/>
+        </w:pBdr>
+        <w:shd w:val="clear" w:fill="FFFFFF"/>
+        <w:spacing w:before="120" w:after="120" w:line="360" w:lineRule="auto"/>
+        <w:jc w:val="both"/>
+        <w:rPr>
+          <w:rFonts w:hint="default" w:ascii="Times New Roman" w:hAnsi="Times New Roman" w:eastAsia="Roboto" w:cs="Times New Roman"/>
+          <w:b/>
+          <w:bCs/>
+          <w:sz w:val="26"/>
+          <w:szCs w:val="26"/>
+          <w:rtl w:val="0"/>
+          <w:lang w:val="en-US"/>
+        </w:rPr>
+      </w:pPr>
+      <w:r>
+        <w:rPr>
+          <w:rFonts w:hint="default" w:ascii="Times New Roman" w:hAnsi="Times New Roman" w:eastAsia="Roboto" w:cs="Times New Roman"/>
+          <w:b/>
+          <w:bCs/>
+          <w:sz w:val="26"/>
+          <w:szCs w:val="26"/>
+          <w:rtl w:val="0"/>
+          <w:lang w:val="en-US"/>
+        </w:rPr>
+        <w:t>Link git :</w:t>
+      </w:r>
+    </w:p>
+    <w:p>
+      <w:pPr>
+        <w:pBdr>
+          <w:top w:val="none" w:color="auto" w:sz="0" w:space="0"/>
+          <w:left w:val="none" w:color="auto" w:sz="0" w:space="3258"/>
+          <w:bottom w:val="none" w:color="auto" w:sz="0" w:space="0"/>
+          <w:right w:val="none" w:color="auto" w:sz="0" w:space="0"/>
+          <w:between w:val="none" w:color="auto" w:sz="0" w:space="0"/>
+        </w:pBdr>
+        <w:shd w:val="clear" w:fill="FFFFFF"/>
+        <w:spacing w:before="120" w:after="120" w:line="360" w:lineRule="auto"/>
+        <w:jc w:val="both"/>
+        <w:rPr>
+          <w:rFonts w:hint="default" w:ascii="Times New Roman" w:hAnsi="Times New Roman" w:eastAsia="Roboto" w:cs="Times New Roman"/>
+          <w:sz w:val="26"/>
+          <w:szCs w:val="26"/>
+          <w:rtl w:val="0"/>
+          <w:lang w:val="en-US"/>
+        </w:rPr>
+      </w:pPr>
+      <w:r>
+        <w:rPr>
+          <w:rFonts w:hint="default" w:ascii="Times New Roman" w:hAnsi="Times New Roman" w:eastAsia="Roboto" w:cs="Times New Roman"/>
+          <w:sz w:val="26"/>
+          <w:szCs w:val="26"/>
+          <w:rtl w:val="0"/>
+          <w:lang w:val="en-US"/>
+        </w:rPr>
+        <w:t xml:space="preserve"> </w:t>
+      </w:r>
+      <w:r>
+        <w:rPr>
+          <w:rFonts w:hint="default" w:ascii="Times New Roman" w:hAnsi="Times New Roman" w:eastAsia="Roboto" w:cs="Times New Roman"/>
+          <w:sz w:val="26"/>
+          <w:szCs w:val="26"/>
+          <w:lang w:val="en-US"/>
+        </w:rPr>
+        <w:fldChar w:fldCharType="begin"/>
+      </w:r>
+      <w:r>
+        <w:rPr>
+          <w:rFonts w:hint="default" w:ascii="Times New Roman" w:hAnsi="Times New Roman" w:eastAsia="Roboto" w:cs="Times New Roman"/>
+          <w:sz w:val="26"/>
+          <w:szCs w:val="26"/>
+          <w:lang w:val="en-US"/>
+        </w:rPr>
+        <w:instrText xml:space="preserve"> HYPERLINK "https://github.com/Hoan06/huyhoan_JavaWebApplication/tree/main/Session03" </w:instrText>
+      </w:r>
+      <w:r>
+        <w:rPr>
+          <w:rFonts w:hint="default" w:ascii="Times New Roman" w:hAnsi="Times New Roman" w:eastAsia="Roboto" w:cs="Times New Roman"/>
+          <w:sz w:val="26"/>
+          <w:szCs w:val="26"/>
+          <w:lang w:val="en-US"/>
+        </w:rPr>
+        <w:fldChar w:fldCharType="separate"/>
+      </w:r>
+      <w:r>
+        <w:rPr>
+          <w:rStyle w:val="6"/>
+          <w:rFonts w:hint="default" w:ascii="Times New Roman" w:hAnsi="Times New Roman" w:eastAsia="Roboto" w:cs="Times New Roman"/>
+          <w:sz w:val="26"/>
+          <w:szCs w:val="26"/>
+          <w:lang w:val="en-US"/>
+        </w:rPr>
+        <w:t>https://github.com/Hoan06/huyhoan_JavaWebApplication/tree/main/Session03</w:t>
+      </w:r>
+      <w:r>
+        <w:rPr>
+          <w:rFonts w:hint="default" w:ascii="Times New Roman" w:hAnsi="Times New Roman" w:eastAsia="Roboto" w:cs="Times New Roman"/>
+          <w:sz w:val="26"/>
+          <w:szCs w:val="26"/>
+          <w:lang w:val="en-US"/>
+        </w:rPr>
+        <w:fldChar w:fldCharType="end"/>
       </w:r>
     </w:p>
     <w:p>
@@ -2068,8 +2184,6 @@
         </w:rPr>
         <w:t xml:space="preserve">Giúp ích gì cho việc học lập trình. </w:t>
       </w:r>
-      <w:bookmarkStart w:id="3" w:name="_GoBack"/>
-      <w:bookmarkEnd w:id="3"/>
     </w:p>
     <w:p>
       <w:pPr>
@@ -2093,7 +2207,7 @@
       </w:r>
       <w:r>
         <w:rPr>
-          <w:rFonts w:hint="default" w:ascii="Times New Roman" w:hAnsi="Times New Roman" w:eastAsia="Roboto"/>
+          <w:rFonts w:hint="default" w:ascii="Times New Roman" w:hAnsi="Times New Roman" w:eastAsia="Roboto" w:cs="Times New Roman"/>
           <w:b w:val="0"/>
           <w:bCs w:val="0"/>
           <w:sz w:val="26"/>
@@ -2105,7 +2219,7 @@
       </w:r>
       <w:r>
         <w:rPr>
-          <w:rFonts w:hint="default" w:ascii="Times New Roman" w:hAnsi="Times New Roman" w:eastAsia="Roboto"/>
+          <w:rFonts w:hint="default" w:ascii="Times New Roman" w:hAnsi="Times New Roman" w:eastAsia="Roboto" w:cs="Times New Roman"/>
           <w:b w:val="0"/>
           <w:bCs w:val="0"/>
           <w:sz w:val="26"/>
@@ -2114,17 +2228,34 @@
           <w:lang w:val="en-US"/>
         </w:rPr>
         <w:tab/>
+      </w:r>
+      <w:r>
+        <w:rPr>
+          <w:rFonts w:hint="default" w:ascii="Times New Roman" w:hAnsi="Times New Roman" w:eastAsia="Roboto" w:cs="Times New Roman"/>
+          <w:b w:val="0"/>
+          <w:bCs w:val="0"/>
+          <w:sz w:val="26"/>
+          <w:szCs w:val="26"/>
+          <w:u w:val="none"/>
+          <w:lang w:val="en-US"/>
+        </w:rPr>
         <w:t>mô hình nhiều tầng và hiển thị dữ liệu bằng JSP/JSTL.</w:t>
       </w:r>
     </w:p>
     <w:p>
       <w:pPr>
         <w:jc w:val="both"/>
-      </w:pPr>
-    </w:p>
-    <w:p>
-      <w:pPr>
-        <w:jc w:val="both"/>
+        <w:rPr>
+          <w:rFonts w:hint="default" w:ascii="Times New Roman" w:hAnsi="Times New Roman" w:cs="Times New Roman"/>
+        </w:rPr>
+      </w:pPr>
+    </w:p>
+    <w:p>
+      <w:pPr>
+        <w:jc w:val="both"/>
+        <w:rPr>
+          <w:rFonts w:hint="default" w:ascii="Times New Roman" w:hAnsi="Times New Roman" w:cs="Times New Roman"/>
+        </w:rPr>
       </w:pPr>
     </w:p>
     <w:p>
@@ -2780,7 +2911,7 @@
     <w:lsdException w:unhideWhenUsed="0" w:uiPriority="0" w:semiHidden="0" w:name="HTML Sample"/>
     <w:lsdException w:unhideWhenUsed="0" w:uiPriority="0" w:semiHidden="0" w:name="HTML Typewriter"/>
     <w:lsdException w:unhideWhenUsed="0" w:uiPriority="0" w:semiHidden="0" w:name="HTML Variable"/>
-    <w:lsdException w:unhideWhenUsed="0" w:uiPriority="0" w:name="Normal Table"/>
+    <w:lsdException w:qFormat="1" w:unhideWhenUsed="0" w:uiPriority="0" w:name="Normal Table"/>
     <w:lsdException w:unhideWhenUsed="0" w:uiPriority="0" w:semiHidden="0" w:name="annotation subject"/>
     <w:lsdException w:unhideWhenUsed="0" w:uiPriority="0" w:semiHidden="0" w:name="Table Simple 1"/>
     <w:lsdException w:unhideWhenUsed="0" w:uiPriority="0" w:semiHidden="0" w:name="Table Simple 2"/>
@@ -2983,6 +3114,7 @@
   <w:style w:type="table" w:default="1" w:styleId="5">
     <w:name w:val="Normal Table"/>
     <w:semiHidden/>
+    <w:qFormat/>
     <w:uiPriority w:val="0"/>
     <w:tblPr>
       <w:tblCellMar>
@@ -2992,6 +3124,15 @@
         <w:right w:w="108" w:type="dxa"/>
       </w:tblCellMar>
     </w:tblPr>
+  </w:style>
+  <w:style w:type="character" w:styleId="6">
+    <w:name w:val="Hyperlink"/>
+    <w:basedOn w:val="4"/>
+    <w:uiPriority w:val="0"/>
+    <w:rPr>
+      <w:color w:val="0000FF"/>
+      <w:u w:val="single"/>
+    </w:rPr>
   </w:style>
 </w:styles>
 </file>

--- a/Session03/BÁO CÁO SAU BUỔI THỰC HÀNH.docx
+++ b/Session03/BÁO CÁO SAU BUỔI THỰC HÀNH.docx
@@ -128,7 +128,17 @@
           <w:rtl w:val="0"/>
           <w:lang w:val="en-US"/>
         </w:rPr>
-        <w:t>Thực hành áp dụng Spring MVC , JSP , JSTL</w:t>
+        <w:t xml:space="preserve">Thực hành </w:t>
+      </w:r>
+      <w:r>
+        <w:rPr>
+          <w:rFonts w:hint="default" w:ascii="Times New Roman" w:hAnsi="Times New Roman" w:eastAsia="Roboto"/>
+          <w:sz w:val="26"/>
+          <w:szCs w:val="26"/>
+          <w:rtl w:val="0"/>
+          <w:lang w:val="en-US"/>
+        </w:rPr>
+        <w:t>xây dựng hệ thống Quản lý Mượn/Trả Thiết bị IT &amp; Phòng Lab bằng Spring MVC</w:t>
       </w:r>
     </w:p>
     <w:p>
@@ -423,7 +433,7 @@
         <w:ind w:left="360" w:leftChars="0"/>
         <w:jc w:val="both"/>
         <w:rPr>
-          <w:rFonts w:hint="default" w:ascii="Times New Roman" w:hAnsi="Times New Roman" w:eastAsia="Roboto" w:cs="Times New Roman"/>
+          <w:rFonts w:hint="default" w:ascii="Times New Roman" w:hAnsi="Times New Roman" w:eastAsia="Roboto"/>
           <w:b w:val="0"/>
           <w:bCs w:val="0"/>
           <w:sz w:val="26"/>
@@ -446,15 +456,15 @@
       </w:r>
       <w:r>
         <w:rPr>
-          <w:rFonts w:hint="default" w:ascii="Times New Roman" w:hAnsi="Times New Roman" w:eastAsia="Roboto" w:cs="Times New Roman"/>
-          <w:b w:val="0"/>
-          <w:bCs w:val="0"/>
-          <w:sz w:val="26"/>
-          <w:szCs w:val="26"/>
-          <w:rtl w:val="0"/>
-          <w:lang w:val="en-US"/>
-        </w:rPr>
-        <w:t>Trong buổi thực hành, nhóm đã xây dựng ứng dụng web StudentHub để quản lý và hiển thị thông tin sinh viên bằng Spring MVC.</w:t>
+          <w:rFonts w:hint="default" w:ascii="Times New Roman" w:hAnsi="Times New Roman" w:eastAsia="Roboto"/>
+          <w:b w:val="0"/>
+          <w:bCs w:val="0"/>
+          <w:sz w:val="26"/>
+          <w:szCs w:val="26"/>
+          <w:rtl w:val="0"/>
+          <w:lang w:val="en-US"/>
+        </w:rPr>
+        <w:t>Trong buổi thực hành, nhóm đã xây dựng hệ thống web quản lý mượn/trả thiết bị IT và phòng Lab theo mô hình Spring MVC.</w:t>
       </w:r>
     </w:p>
     <w:p>
@@ -515,26 +525,38 @@
         <w:ind w:left="360" w:leftChars="0" w:firstLine="716" w:firstLineChars="0"/>
         <w:jc w:val="both"/>
         <w:rPr>
-          <w:rFonts w:hint="default" w:ascii="Times New Roman" w:hAnsi="Times New Roman" w:eastAsia="Roboto" w:cs="Times New Roman"/>
-          <w:b w:val="0"/>
-          <w:bCs w:val="0"/>
-          <w:sz w:val="26"/>
-          <w:szCs w:val="26"/>
-          <w:rtl w:val="0"/>
-          <w:lang w:val="en-US"/>
-        </w:rPr>
-      </w:pPr>
-      <w:r>
-        <w:rPr>
-          <w:rFonts w:hint="default" w:ascii="Times New Roman" w:hAnsi="Times New Roman" w:eastAsia="Roboto" w:cs="Times New Roman"/>
-          <w:b w:val="0"/>
-          <w:bCs w:val="0"/>
-          <w:sz w:val="26"/>
-          <w:szCs w:val="26"/>
-          <w:rtl w:val="0"/>
-          <w:lang w:val="en-US"/>
-        </w:rPr>
-        <w:t>- Hiển thị danh sách sinh viên</w:t>
+          <w:rFonts w:hint="default" w:ascii="Times New Roman" w:hAnsi="Times New Roman" w:eastAsia="Roboto"/>
+          <w:b w:val="0"/>
+          <w:bCs w:val="0"/>
+          <w:sz w:val="26"/>
+          <w:szCs w:val="26"/>
+          <w:rtl w:val="0"/>
+          <w:lang w:val="en-US"/>
+        </w:rPr>
+      </w:pPr>
+      <w:r>
+        <w:rPr>
+          <w:rFonts w:hint="default" w:ascii="Times New Roman" w:hAnsi="Times New Roman" w:eastAsia="Roboto" w:cs="Times New Roman"/>
+          <w:b w:val="0"/>
+          <w:bCs w:val="0"/>
+          <w:sz w:val="26"/>
+          <w:szCs w:val="26"/>
+          <w:rtl w:val="0"/>
+          <w:lang w:val="en-US"/>
+        </w:rPr>
+        <w:t xml:space="preserve">- </w:t>
+      </w:r>
+      <w:r>
+        <w:rPr>
+          <w:rFonts w:hint="default" w:ascii="Times New Roman" w:hAnsi="Times New Roman" w:eastAsia="Roboto"/>
+          <w:b w:val="0"/>
+          <w:bCs w:val="0"/>
+          <w:sz w:val="26"/>
+          <w:szCs w:val="26"/>
+          <w:rtl w:val="0"/>
+          <w:lang w:val="en-US"/>
+        </w:rPr>
+        <w:t>Hiển thị danh sách thiết bị/phòng Lab (tên, hình ảnh, số lượng)</w:t>
       </w:r>
     </w:p>
     <w:p>
@@ -555,26 +577,26 @@
         <w:ind w:left="360" w:leftChars="0" w:firstLine="716" w:firstLineChars="0"/>
         <w:jc w:val="both"/>
         <w:rPr>
-          <w:rFonts w:hint="default" w:ascii="Times New Roman" w:hAnsi="Times New Roman" w:eastAsia="Roboto" w:cs="Times New Roman"/>
-          <w:b w:val="0"/>
-          <w:bCs w:val="0"/>
-          <w:sz w:val="26"/>
-          <w:szCs w:val="26"/>
-          <w:rtl w:val="0"/>
-          <w:lang w:val="en-US"/>
-        </w:rPr>
-      </w:pPr>
-      <w:r>
-        <w:rPr>
-          <w:rFonts w:hint="default" w:ascii="Times New Roman" w:hAnsi="Times New Roman" w:eastAsia="Roboto" w:cs="Times New Roman"/>
-          <w:b w:val="0"/>
-          <w:bCs w:val="0"/>
-          <w:sz w:val="26"/>
-          <w:szCs w:val="26"/>
-          <w:rtl w:val="0"/>
-          <w:lang w:val="en-US"/>
-        </w:rPr>
-        <w:t>- Sắp xếp theo tên và GPA</w:t>
+          <w:rFonts w:hint="default" w:ascii="Times New Roman" w:hAnsi="Times New Roman" w:eastAsia="Roboto"/>
+          <w:b w:val="0"/>
+          <w:bCs w:val="0"/>
+          <w:sz w:val="26"/>
+          <w:szCs w:val="26"/>
+          <w:rtl w:val="0"/>
+          <w:lang w:val="en-US"/>
+        </w:rPr>
+      </w:pPr>
+      <w:r>
+        <w:rPr>
+          <w:rFonts w:hint="default" w:ascii="Times New Roman" w:hAnsi="Times New Roman" w:eastAsia="Roboto"/>
+          <w:b w:val="0"/>
+          <w:bCs w:val="0"/>
+          <w:sz w:val="26"/>
+          <w:szCs w:val="26"/>
+          <w:rtl w:val="0"/>
+          <w:lang w:val="en-US"/>
+        </w:rPr>
+        <w:t>- Sinh viên đăng ký mượn qua form</w:t>
       </w:r>
     </w:p>
     <w:p>
@@ -595,26 +617,52 @@
         <w:ind w:left="360" w:leftChars="0" w:firstLine="716" w:firstLineChars="0"/>
         <w:jc w:val="both"/>
         <w:rPr>
-          <w:rFonts w:hint="default" w:ascii="Times New Roman" w:hAnsi="Times New Roman" w:eastAsia="Roboto" w:cs="Times New Roman"/>
-          <w:b w:val="0"/>
-          <w:bCs w:val="0"/>
-          <w:sz w:val="26"/>
-          <w:szCs w:val="26"/>
-          <w:rtl w:val="0"/>
-          <w:lang w:val="en-US"/>
-        </w:rPr>
-      </w:pPr>
-      <w:r>
-        <w:rPr>
-          <w:rFonts w:hint="default" w:ascii="Times New Roman" w:hAnsi="Times New Roman" w:eastAsia="Roboto" w:cs="Times New Roman"/>
-          <w:b w:val="0"/>
-          <w:bCs w:val="0"/>
-          <w:sz w:val="26"/>
-          <w:szCs w:val="26"/>
-          <w:rtl w:val="0"/>
-          <w:lang w:val="en-US"/>
-        </w:rPr>
-        <w:t>- Xem chi tiết sinh viên theo id</w:t>
+          <w:rFonts w:hint="default" w:ascii="Times New Roman" w:hAnsi="Times New Roman" w:eastAsia="Roboto"/>
+          <w:b w:val="0"/>
+          <w:bCs w:val="0"/>
+          <w:sz w:val="26"/>
+          <w:szCs w:val="26"/>
+          <w:rtl w:val="0"/>
+          <w:lang w:val="en-US"/>
+        </w:rPr>
+      </w:pPr>
+      <w:r>
+        <w:rPr>
+          <w:rFonts w:hint="default" w:ascii="Times New Roman" w:hAnsi="Times New Roman" w:eastAsia="Roboto"/>
+          <w:b w:val="0"/>
+          <w:bCs w:val="0"/>
+          <w:sz w:val="26"/>
+          <w:szCs w:val="26"/>
+          <w:rtl w:val="0"/>
+          <w:lang w:val="en-US"/>
+        </w:rPr>
+        <w:t xml:space="preserve">Validate dữ liệu (bắt buộc nhập, định dạng email, mã SV, ngày tháng, số </w:t>
+      </w:r>
+      <w:r>
+        <w:rPr>
+          <w:rFonts w:hint="default" w:ascii="Times New Roman" w:hAnsi="Times New Roman" w:eastAsia="Roboto"/>
+          <w:b w:val="0"/>
+          <w:bCs w:val="0"/>
+          <w:sz w:val="26"/>
+          <w:szCs w:val="26"/>
+          <w:rtl w:val="0"/>
+          <w:lang w:val="en-US"/>
+        </w:rPr>
+        <w:tab/>
+        <w:t/>
+      </w:r>
+      <w:r>
+        <w:rPr>
+          <w:rFonts w:hint="default" w:ascii="Times New Roman" w:hAnsi="Times New Roman" w:eastAsia="Roboto"/>
+          <w:b w:val="0"/>
+          <w:bCs w:val="0"/>
+          <w:sz w:val="26"/>
+          <w:szCs w:val="26"/>
+          <w:rtl w:val="0"/>
+          <w:lang w:val="en-US"/>
+        </w:rPr>
+        <w:tab/>
+        <w:t>lượng)</w:t>
       </w:r>
     </w:p>
     <w:p>
@@ -635,26 +683,26 @@
         <w:ind w:left="360" w:leftChars="0" w:firstLine="716" w:firstLineChars="0"/>
         <w:jc w:val="both"/>
         <w:rPr>
-          <w:rFonts w:hint="default" w:ascii="Times New Roman" w:hAnsi="Times New Roman" w:eastAsia="Roboto" w:cs="Times New Roman"/>
-          <w:b w:val="0"/>
-          <w:bCs w:val="0"/>
-          <w:sz w:val="26"/>
-          <w:szCs w:val="26"/>
-          <w:rtl w:val="0"/>
-          <w:lang w:val="en-US"/>
-        </w:rPr>
-      </w:pPr>
-      <w:r>
-        <w:rPr>
-          <w:rFonts w:hint="default" w:ascii="Times New Roman" w:hAnsi="Times New Roman" w:eastAsia="Roboto" w:cs="Times New Roman"/>
-          <w:b w:val="0"/>
-          <w:bCs w:val="0"/>
-          <w:sz w:val="26"/>
-          <w:szCs w:val="26"/>
-          <w:rtl w:val="0"/>
-          <w:lang w:val="en-US"/>
-        </w:rPr>
-        <w:t>- Tìm kiếm theo tên, lọc theo khoa</w:t>
+          <w:rFonts w:hint="default" w:ascii="Times New Roman" w:hAnsi="Times New Roman" w:eastAsia="Roboto"/>
+          <w:b w:val="0"/>
+          <w:bCs w:val="0"/>
+          <w:sz w:val="26"/>
+          <w:szCs w:val="26"/>
+          <w:rtl w:val="0"/>
+          <w:lang w:val="en-US"/>
+        </w:rPr>
+      </w:pPr>
+      <w:r>
+        <w:rPr>
+          <w:rFonts w:hint="default" w:ascii="Times New Roman" w:hAnsi="Times New Roman" w:eastAsia="Roboto"/>
+          <w:b w:val="0"/>
+          <w:bCs w:val="0"/>
+          <w:sz w:val="26"/>
+          <w:szCs w:val="26"/>
+          <w:rtl w:val="0"/>
+          <w:lang w:val="en-US"/>
+        </w:rPr>
+        <w:t>- Admin xem danh sách yêu cầu mượn</w:t>
       </w:r>
     </w:p>
     <w:p>
@@ -675,26 +723,26 @@
         <w:ind w:left="360" w:leftChars="0" w:firstLine="716" w:firstLineChars="0"/>
         <w:jc w:val="both"/>
         <w:rPr>
-          <w:rFonts w:hint="default" w:ascii="Times New Roman" w:hAnsi="Times New Roman" w:eastAsia="Roboto" w:cs="Times New Roman"/>
-          <w:b w:val="0"/>
-          <w:bCs w:val="0"/>
-          <w:sz w:val="26"/>
-          <w:szCs w:val="26"/>
-          <w:rtl w:val="0"/>
-          <w:lang w:val="en-US"/>
-        </w:rPr>
-      </w:pPr>
-      <w:r>
-        <w:rPr>
-          <w:rFonts w:hint="default" w:ascii="Times New Roman" w:hAnsi="Times New Roman" w:eastAsia="Roboto" w:cs="Times New Roman"/>
-          <w:b w:val="0"/>
-          <w:bCs w:val="0"/>
-          <w:sz w:val="26"/>
-          <w:szCs w:val="26"/>
-          <w:rtl w:val="0"/>
-          <w:lang w:val="en-US"/>
-        </w:rPr>
-        <w:t>- Thống kê tổng số sinh viên, GPA trung bình, thủ khoa, tỷ lệ trạng thái</w:t>
+          <w:rFonts w:hint="default" w:ascii="Times New Roman" w:hAnsi="Times New Roman" w:eastAsia="Roboto"/>
+          <w:b w:val="0"/>
+          <w:bCs w:val="0"/>
+          <w:sz w:val="26"/>
+          <w:szCs w:val="26"/>
+          <w:rtl w:val="0"/>
+          <w:lang w:val="en-US"/>
+        </w:rPr>
+      </w:pPr>
+      <w:r>
+        <w:rPr>
+          <w:rFonts w:hint="default" w:ascii="Times New Roman" w:hAnsi="Times New Roman" w:eastAsia="Roboto"/>
+          <w:b w:val="0"/>
+          <w:bCs w:val="0"/>
+          <w:sz w:val="26"/>
+          <w:szCs w:val="26"/>
+          <w:rtl w:val="0"/>
+          <w:lang w:val="en-US"/>
+        </w:rPr>
+        <w:t>- Quản lý thiết bị (thêm/sửa/xóa)</w:t>
       </w:r>
     </w:p>
     <w:p>
@@ -755,26 +803,38 @@
         <w:ind w:left="360" w:leftChars="0" w:firstLine="716" w:firstLineChars="0"/>
         <w:jc w:val="both"/>
         <w:rPr>
-          <w:rFonts w:hint="default" w:ascii="Times New Roman" w:hAnsi="Times New Roman" w:eastAsia="Roboto" w:cs="Times New Roman"/>
-          <w:b w:val="0"/>
-          <w:bCs w:val="0"/>
-          <w:sz w:val="26"/>
-          <w:szCs w:val="26"/>
-          <w:rtl w:val="0"/>
-          <w:lang w:val="en-US"/>
-        </w:rPr>
-      </w:pPr>
-      <w:r>
-        <w:rPr>
-          <w:rFonts w:hint="default" w:ascii="Times New Roman" w:hAnsi="Times New Roman" w:eastAsia="Roboto" w:cs="Times New Roman"/>
-          <w:b w:val="0"/>
-          <w:bCs w:val="0"/>
-          <w:sz w:val="26"/>
-          <w:szCs w:val="26"/>
-          <w:rtl w:val="0"/>
-          <w:lang w:val="en-US"/>
-        </w:rPr>
-        <w:t>- Spring MVC</w:t>
+          <w:rFonts w:hint="default" w:ascii="Times New Roman" w:hAnsi="Times New Roman" w:eastAsia="Roboto"/>
+          <w:b w:val="0"/>
+          <w:bCs w:val="0"/>
+          <w:sz w:val="26"/>
+          <w:szCs w:val="26"/>
+          <w:rtl w:val="0"/>
+          <w:lang w:val="en-US"/>
+        </w:rPr>
+      </w:pPr>
+      <w:r>
+        <w:rPr>
+          <w:rFonts w:hint="default" w:ascii="Times New Roman" w:hAnsi="Times New Roman" w:eastAsia="Roboto" w:cs="Times New Roman"/>
+          <w:b w:val="0"/>
+          <w:bCs w:val="0"/>
+          <w:sz w:val="26"/>
+          <w:szCs w:val="26"/>
+          <w:rtl w:val="0"/>
+          <w:lang w:val="en-US"/>
+        </w:rPr>
+        <w:t xml:space="preserve">- </w:t>
+      </w:r>
+      <w:r>
+        <w:rPr>
+          <w:rFonts w:hint="default" w:ascii="Times New Roman" w:hAnsi="Times New Roman" w:eastAsia="Roboto"/>
+          <w:b w:val="0"/>
+          <w:bCs w:val="0"/>
+          <w:sz w:val="26"/>
+          <w:szCs w:val="26"/>
+          <w:rtl w:val="0"/>
+          <w:lang w:val="en-US"/>
+        </w:rPr>
+        <w:t>Spring MVC (cấu hình thuần, không dùng Spring Boot)</w:t>
       </w:r>
     </w:p>
     <w:p>
@@ -795,26 +855,26 @@
         <w:ind w:left="360" w:leftChars="0" w:firstLine="716" w:firstLineChars="0"/>
         <w:jc w:val="both"/>
         <w:rPr>
-          <w:rFonts w:hint="default" w:ascii="Times New Roman" w:hAnsi="Times New Roman" w:eastAsia="Roboto" w:cs="Times New Roman"/>
-          <w:b w:val="0"/>
-          <w:bCs w:val="0"/>
-          <w:sz w:val="26"/>
-          <w:szCs w:val="26"/>
-          <w:rtl w:val="0"/>
-          <w:lang w:val="en-US"/>
-        </w:rPr>
-      </w:pPr>
-      <w:r>
-        <w:rPr>
-          <w:rFonts w:hint="default" w:ascii="Times New Roman" w:hAnsi="Times New Roman" w:eastAsia="Roboto" w:cs="Times New Roman"/>
-          <w:b w:val="0"/>
-          <w:bCs w:val="0"/>
-          <w:sz w:val="26"/>
-          <w:szCs w:val="26"/>
-          <w:rtl w:val="0"/>
-          <w:lang w:val="en-US"/>
-        </w:rPr>
-        <w:t>- JSP, JSTL, EL</w:t>
+          <w:rFonts w:hint="default" w:ascii="Times New Roman" w:hAnsi="Times New Roman" w:eastAsia="Roboto"/>
+          <w:b w:val="0"/>
+          <w:bCs w:val="0"/>
+          <w:sz w:val="26"/>
+          <w:szCs w:val="26"/>
+          <w:rtl w:val="0"/>
+          <w:lang w:val="en-US"/>
+        </w:rPr>
+      </w:pPr>
+      <w:r>
+        <w:rPr>
+          <w:rFonts w:hint="default" w:ascii="Times New Roman" w:hAnsi="Times New Roman" w:eastAsia="Roboto"/>
+          <w:b w:val="0"/>
+          <w:bCs w:val="0"/>
+          <w:sz w:val="26"/>
+          <w:szCs w:val="26"/>
+          <w:rtl w:val="0"/>
+          <w:lang w:val="en-US"/>
+        </w:rPr>
+        <w:t>- Thymeleaf (View)</w:t>
       </w:r>
     </w:p>
     <w:p>
@@ -835,26 +895,26 @@
         <w:ind w:left="360" w:leftChars="0" w:firstLine="716" w:firstLineChars="0"/>
         <w:jc w:val="both"/>
         <w:rPr>
-          <w:rFonts w:hint="default" w:ascii="Times New Roman" w:hAnsi="Times New Roman" w:eastAsia="Roboto" w:cs="Times New Roman"/>
-          <w:b w:val="0"/>
-          <w:bCs w:val="0"/>
-          <w:sz w:val="26"/>
-          <w:szCs w:val="26"/>
-          <w:rtl w:val="0"/>
-          <w:lang w:val="en-US"/>
-        </w:rPr>
-      </w:pPr>
-      <w:r>
-        <w:rPr>
-          <w:rFonts w:hint="default" w:ascii="Times New Roman" w:hAnsi="Times New Roman" w:eastAsia="Roboto" w:cs="Times New Roman"/>
-          <w:b w:val="0"/>
-          <w:bCs w:val="0"/>
-          <w:sz w:val="26"/>
-          <w:szCs w:val="26"/>
-          <w:rtl w:val="0"/>
-          <w:lang w:val="en-US"/>
-        </w:rPr>
-        <w:t>- Mô hình 4 tầng: Configuration, Controller, Service, Repository</w:t>
+          <w:rFonts w:hint="default" w:ascii="Times New Roman" w:hAnsi="Times New Roman" w:eastAsia="Roboto"/>
+          <w:b w:val="0"/>
+          <w:bCs w:val="0"/>
+          <w:sz w:val="26"/>
+          <w:szCs w:val="26"/>
+          <w:rtl w:val="0"/>
+          <w:lang w:val="en-US"/>
+        </w:rPr>
+      </w:pPr>
+      <w:r>
+        <w:rPr>
+          <w:rFonts w:hint="default" w:ascii="Times New Roman" w:hAnsi="Times New Roman" w:eastAsia="Roboto"/>
+          <w:b w:val="0"/>
+          <w:bCs w:val="0"/>
+          <w:sz w:val="26"/>
+          <w:szCs w:val="26"/>
+          <w:rtl w:val="0"/>
+          <w:lang w:val="en-US"/>
+        </w:rPr>
+        <w:t>- Hibernate Validator (JSR-380)</w:t>
       </w:r>
     </w:p>
     <w:p>
@@ -875,26 +935,26 @@
         <w:ind w:left="360" w:leftChars="0" w:firstLine="716" w:firstLineChars="0"/>
         <w:jc w:val="both"/>
         <w:rPr>
-          <w:rFonts w:hint="default" w:ascii="Times New Roman" w:hAnsi="Times New Roman" w:eastAsia="Roboto" w:cs="Times New Roman"/>
-          <w:b w:val="0"/>
-          <w:bCs w:val="0"/>
-          <w:sz w:val="26"/>
-          <w:szCs w:val="26"/>
-          <w:rtl w:val="0"/>
-          <w:lang w:val="en-US"/>
-        </w:rPr>
-      </w:pPr>
-      <w:r>
-        <w:rPr>
-          <w:rFonts w:hint="default" w:ascii="Times New Roman" w:hAnsi="Times New Roman" w:eastAsia="Roboto" w:cs="Times New Roman"/>
-          <w:b w:val="0"/>
-          <w:bCs w:val="0"/>
-          <w:sz w:val="26"/>
-          <w:szCs w:val="26"/>
-          <w:rtl w:val="0"/>
-          <w:lang w:val="en-US"/>
-        </w:rPr>
-        <w:t>- Dữ liệu hardcode trong Repository</w:t>
+          <w:rFonts w:hint="default" w:ascii="Times New Roman" w:hAnsi="Times New Roman" w:eastAsia="Roboto"/>
+          <w:b w:val="0"/>
+          <w:bCs w:val="0"/>
+          <w:sz w:val="26"/>
+          <w:szCs w:val="26"/>
+          <w:rtl w:val="0"/>
+          <w:lang w:val="en-US"/>
+        </w:rPr>
+      </w:pPr>
+      <w:r>
+        <w:rPr>
+          <w:rFonts w:hint="default" w:ascii="Times New Roman" w:hAnsi="Times New Roman" w:eastAsia="Roboto"/>
+          <w:b w:val="0"/>
+          <w:bCs w:val="0"/>
+          <w:sz w:val="26"/>
+          <w:szCs w:val="26"/>
+          <w:rtl w:val="0"/>
+          <w:lang w:val="en-US"/>
+        </w:rPr>
+        <w:t>- Mô hình MVC: Controller – Service – Repository</w:t>
       </w:r>
     </w:p>
     <w:p>
@@ -915,26 +975,26 @@
         <w:ind w:left="360" w:leftChars="0" w:firstLine="716" w:firstLineChars="0"/>
         <w:jc w:val="both"/>
         <w:rPr>
-          <w:rFonts w:hint="default" w:ascii="Times New Roman" w:hAnsi="Times New Roman" w:eastAsia="Roboto" w:cs="Times New Roman"/>
-          <w:b w:val="0"/>
-          <w:bCs w:val="0"/>
-          <w:sz w:val="26"/>
-          <w:szCs w:val="26"/>
-          <w:rtl w:val="0"/>
-          <w:lang w:val="en-US"/>
-        </w:rPr>
-      </w:pPr>
-      <w:r>
-        <w:rPr>
-          <w:rFonts w:hint="default" w:ascii="Times New Roman" w:hAnsi="Times New Roman" w:eastAsia="Roboto" w:cs="Times New Roman"/>
-          <w:b w:val="0"/>
-          <w:bCs w:val="0"/>
-          <w:sz w:val="26"/>
-          <w:szCs w:val="26"/>
-          <w:rtl w:val="0"/>
-          <w:lang w:val="en-US"/>
-        </w:rPr>
-        <w:t>- Truyền dữ liệu qua URL với @RequestParam</w:t>
+          <w:rFonts w:hint="default" w:ascii="Times New Roman" w:hAnsi="Times New Roman" w:eastAsia="Roboto"/>
+          <w:b w:val="0"/>
+          <w:bCs w:val="0"/>
+          <w:sz w:val="26"/>
+          <w:szCs w:val="26"/>
+          <w:rtl w:val="0"/>
+          <w:lang w:val="en-US"/>
+        </w:rPr>
+      </w:pPr>
+      <w:r>
+        <w:rPr>
+          <w:rFonts w:hint="default" w:ascii="Times New Roman" w:hAnsi="Times New Roman" w:eastAsia="Roboto"/>
+          <w:b w:val="0"/>
+          <w:bCs w:val="0"/>
+          <w:sz w:val="26"/>
+          <w:szCs w:val="26"/>
+          <w:rtl w:val="0"/>
+          <w:lang w:val="en-US"/>
+        </w:rPr>
+        <w:t>- Data Binding &amp; Validation bằng Annotation</w:t>
       </w:r>
     </w:p>
     <w:p>
@@ -990,7 +1050,6 @@
     <w:p>
       <w:pPr>
         <w:numPr>
-          <w:ilvl w:val="0"/>
           <w:numId w:val="0"/>
         </w:numPr>
         <w:pBdr>
@@ -1002,10 +1061,10 @@
         </w:pBdr>
         <w:shd w:val="clear" w:fill="FFFFFF"/>
         <w:spacing w:before="240" w:after="0" w:afterAutospacing="0" w:line="360" w:lineRule="auto"/>
-        <w:ind w:left="360" w:leftChars="0"/>
-        <w:jc w:val="both"/>
-        <w:rPr>
-          <w:rFonts w:hint="default" w:ascii="Times New Roman" w:hAnsi="Times New Roman" w:eastAsia="Roboto" w:cs="Times New Roman"/>
+        <w:ind w:left="360" w:leftChars="0" w:firstLine="716" w:firstLineChars="0"/>
+        <w:jc w:val="both"/>
+        <w:rPr>
+          <w:rFonts w:hint="default" w:ascii="Times New Roman" w:hAnsi="Times New Roman" w:eastAsia="Roboto"/>
           <w:b w:val="0"/>
           <w:bCs w:val="0"/>
           <w:sz w:val="26"/>
@@ -1028,15 +1087,128 @@
       </w:r>
       <w:r>
         <w:rPr>
-          <w:rFonts w:hint="default" w:ascii="Times New Roman" w:hAnsi="Times New Roman" w:eastAsia="Roboto" w:cs="Times New Roman"/>
-          <w:b w:val="0"/>
-          <w:bCs w:val="0"/>
-          <w:sz w:val="26"/>
-          <w:szCs w:val="26"/>
-          <w:rtl w:val="0"/>
-          <w:lang w:val="en-US"/>
-        </w:rPr>
-        <w:t>Kiểm tra chức năng tìm kiếm, sắp xếp và xem chi tiết</w:t>
+          <w:rFonts w:hint="default" w:ascii="Times New Roman" w:hAnsi="Times New Roman" w:eastAsia="Roboto"/>
+          <w:b w:val="0"/>
+          <w:bCs w:val="0"/>
+          <w:sz w:val="26"/>
+          <w:szCs w:val="26"/>
+          <w:rtl w:val="0"/>
+          <w:lang w:val="en-US"/>
+        </w:rPr>
+        <w:t>Cách kiểm tra validate ngày nhận và ngày trả</w:t>
+      </w:r>
+    </w:p>
+    <w:p>
+      <w:pPr>
+        <w:numPr>
+          <w:numId w:val="0"/>
+        </w:numPr>
+        <w:pBdr>
+          <w:top w:val="none" w:color="auto" w:sz="0" w:space="0"/>
+          <w:left w:val="none" w:color="auto" w:sz="0" w:space="3258"/>
+          <w:bottom w:val="none" w:color="auto" w:sz="0" w:space="0"/>
+          <w:right w:val="none" w:color="auto" w:sz="0" w:space="0"/>
+          <w:between w:val="none" w:color="auto" w:sz="0" w:space="0"/>
+        </w:pBdr>
+        <w:shd w:val="clear" w:fill="FFFFFF"/>
+        <w:spacing w:before="240" w:after="0" w:afterAutospacing="0" w:line="360" w:lineRule="auto"/>
+        <w:ind w:left="360" w:leftChars="0" w:firstLine="716" w:firstLineChars="0"/>
+        <w:jc w:val="both"/>
+        <w:rPr>
+          <w:rFonts w:hint="default" w:ascii="Times New Roman" w:hAnsi="Times New Roman" w:eastAsia="Roboto"/>
+          <w:b w:val="0"/>
+          <w:bCs w:val="0"/>
+          <w:sz w:val="26"/>
+          <w:szCs w:val="26"/>
+          <w:rtl w:val="0"/>
+          <w:lang w:val="en-US"/>
+        </w:rPr>
+      </w:pPr>
+      <w:r>
+        <w:rPr>
+          <w:rFonts w:hint="default" w:ascii="Times New Roman" w:hAnsi="Times New Roman" w:eastAsia="Roboto"/>
+          <w:b w:val="0"/>
+          <w:bCs w:val="0"/>
+          <w:sz w:val="26"/>
+          <w:szCs w:val="26"/>
+          <w:rtl w:val="0"/>
+          <w:lang w:val="en-US"/>
+        </w:rPr>
+        <w:t>- Xử lý khi số lượng mượn vượt quá tồn kho</w:t>
+      </w:r>
+    </w:p>
+    <w:p>
+      <w:pPr>
+        <w:numPr>
+          <w:numId w:val="0"/>
+        </w:numPr>
+        <w:pBdr>
+          <w:top w:val="none" w:color="auto" w:sz="0" w:space="0"/>
+          <w:left w:val="none" w:color="auto" w:sz="0" w:space="3258"/>
+          <w:bottom w:val="none" w:color="auto" w:sz="0" w:space="0"/>
+          <w:right w:val="none" w:color="auto" w:sz="0" w:space="0"/>
+          <w:between w:val="none" w:color="auto" w:sz="0" w:space="0"/>
+        </w:pBdr>
+        <w:shd w:val="clear" w:fill="FFFFFF"/>
+        <w:spacing w:before="240" w:after="0" w:afterAutospacing="0" w:line="360" w:lineRule="auto"/>
+        <w:ind w:left="360" w:leftChars="0" w:firstLine="716" w:firstLineChars="0"/>
+        <w:jc w:val="both"/>
+        <w:rPr>
+          <w:rFonts w:hint="default" w:ascii="Times New Roman" w:hAnsi="Times New Roman" w:eastAsia="Roboto" w:cs="Times New Roman"/>
+          <w:b/>
+          <w:bCs/>
+          <w:sz w:val="26"/>
+          <w:szCs w:val="26"/>
+        </w:rPr>
+      </w:pPr>
+      <w:r>
+        <w:rPr>
+          <w:rFonts w:hint="default" w:ascii="Times New Roman" w:hAnsi="Times New Roman" w:eastAsia="Roboto"/>
+          <w:b w:val="0"/>
+          <w:bCs w:val="0"/>
+          <w:sz w:val="26"/>
+          <w:szCs w:val="26"/>
+          <w:rtl w:val="0"/>
+          <w:lang w:val="en-US"/>
+        </w:rPr>
+        <w:t>- Cách đảm bảo không trùng lịch phòng Lab (bonus)</w:t>
+      </w:r>
+    </w:p>
+    <w:p>
+      <w:pPr>
+        <w:numPr>
+          <w:ilvl w:val="0"/>
+          <w:numId w:val="2"/>
+        </w:numPr>
+        <w:pBdr>
+          <w:top w:val="none" w:color="auto" w:sz="0" w:space="0"/>
+          <w:left w:val="none" w:color="auto" w:sz="0" w:space="3258"/>
+          <w:bottom w:val="none" w:color="auto" w:sz="0" w:space="0"/>
+          <w:right w:val="none" w:color="auto" w:sz="0" w:space="0"/>
+          <w:between w:val="none" w:color="auto" w:sz="0" w:space="0"/>
+        </w:pBdr>
+        <w:shd w:val="clear" w:fill="FFFFFF"/>
+        <w:spacing w:before="240" w:after="0" w:afterAutospacing="0" w:line="360" w:lineRule="auto"/>
+        <w:ind w:left="720" w:hanging="360"/>
+        <w:jc w:val="both"/>
+        <w:rPr>
+          <w:rFonts w:hint="default" w:ascii="Times New Roman" w:hAnsi="Times New Roman" w:eastAsia="Roboto" w:cs="Times New Roman"/>
+          <w:b/>
+          <w:bCs/>
+          <w:sz w:val="26"/>
+          <w:szCs w:val="26"/>
+        </w:rPr>
+      </w:pPr>
+      <w:r>
+        <w:rPr>
+          <w:rFonts w:hint="default" w:ascii="Times New Roman" w:hAnsi="Times New Roman" w:eastAsia="Roboto" w:cs="Times New Roman"/>
+          <w:b/>
+          <w:bCs/>
+          <w:sz w:val="26"/>
+          <w:szCs w:val="26"/>
+          <w:rtl w:val="0"/>
+        </w:rPr>
+        <w:t>Công việc cá nhân:</w:t>
       </w:r>
     </w:p>
     <w:p>
@@ -1058,35 +1230,93 @@
         <w:jc w:val="both"/>
         <w:rPr>
           <w:rFonts w:hint="default" w:ascii="Times New Roman" w:hAnsi="Times New Roman" w:eastAsia="Roboto" w:cs="Times New Roman"/>
-          <w:b/>
-          <w:bCs/>
-          <w:sz w:val="26"/>
-          <w:szCs w:val="26"/>
-        </w:rPr>
-      </w:pPr>
-      <w:r>
-        <w:rPr>
-          <w:rFonts w:hint="default" w:ascii="Times New Roman" w:hAnsi="Times New Roman" w:eastAsia="Roboto" w:cs="Times New Roman"/>
-          <w:b w:val="0"/>
-          <w:bCs w:val="0"/>
-          <w:sz w:val="26"/>
-          <w:szCs w:val="26"/>
-          <w:rtl w:val="0"/>
-          <w:lang w:val="en-US"/>
-        </w:rPr>
-        <w:t>- Hỏi về cách xử lý thống kê và tối ưu khi dữ liệu lớn</w:t>
-      </w:r>
-      <w:r>
-        <w:rPr>
-          <w:rFonts w:hint="default" w:ascii="Times New Roman" w:hAnsi="Times New Roman" w:eastAsia="Roboto" w:cs="Times New Roman"/>
-          <w:b w:val="0"/>
-          <w:bCs w:val="0"/>
-          <w:sz w:val="26"/>
-          <w:szCs w:val="26"/>
-          <w:rtl w:val="0"/>
-          <w:lang w:val="en-US"/>
-        </w:rPr>
-        <w:t>.</w:t>
+          <w:sz w:val="26"/>
+          <w:szCs w:val="26"/>
+          <w:rtl w:val="0"/>
+          <w:lang w:val="en-US"/>
+        </w:rPr>
+      </w:pPr>
+      <w:r>
+        <w:rPr>
+          <w:rFonts w:hint="default" w:ascii="Times New Roman" w:hAnsi="Times New Roman" w:eastAsia="Roboto" w:cs="Times New Roman"/>
+          <w:sz w:val="26"/>
+          <w:szCs w:val="26"/>
+          <w:rtl w:val="0"/>
+          <w:lang w:val="en-US"/>
+        </w:rPr>
+        <w:t>- Ở nhà : Đọc tài liệu SRS , Phân tích vấn đề cần giải quyết , Viết code java .</w:t>
+      </w:r>
+    </w:p>
+    <w:p>
+      <w:pPr>
+        <w:numPr>
+          <w:ilvl w:val="0"/>
+          <w:numId w:val="0"/>
+        </w:numPr>
+        <w:pBdr>
+          <w:top w:val="none" w:color="auto" w:sz="0" w:space="0"/>
+          <w:left w:val="none" w:color="auto" w:sz="0" w:space="3258"/>
+          <w:bottom w:val="none" w:color="auto" w:sz="0" w:space="0"/>
+          <w:right w:val="none" w:color="auto" w:sz="0" w:space="0"/>
+          <w:between w:val="none" w:color="auto" w:sz="0" w:space="0"/>
+        </w:pBdr>
+        <w:shd w:val="clear" w:fill="FFFFFF"/>
+        <w:spacing w:before="240" w:after="0" w:afterAutospacing="0" w:line="360" w:lineRule="auto"/>
+        <w:ind w:left="360" w:leftChars="0"/>
+        <w:jc w:val="both"/>
+        <w:rPr>
+          <w:rFonts w:hint="default" w:ascii="Times New Roman" w:hAnsi="Times New Roman" w:eastAsia="Roboto" w:cs="Times New Roman"/>
+          <w:sz w:val="26"/>
+          <w:szCs w:val="26"/>
+          <w:rtl w:val="0"/>
+          <w:lang w:val="en-US"/>
+        </w:rPr>
+      </w:pPr>
+      <w:r>
+        <w:rPr>
+          <w:rFonts w:hint="default" w:ascii="Times New Roman" w:hAnsi="Times New Roman" w:eastAsia="Roboto" w:cs="Times New Roman"/>
+          <w:sz w:val="26"/>
+          <w:szCs w:val="26"/>
+          <w:rtl w:val="0"/>
+          <w:lang w:val="en-US"/>
+        </w:rPr>
+        <w:t>- Trên lớp : Triển khai code cùng nhóm và thuyết trình .</w:t>
+      </w:r>
+    </w:p>
+    <w:p>
+      <w:pPr>
+        <w:numPr>
+          <w:ilvl w:val="0"/>
+          <w:numId w:val="0"/>
+        </w:numPr>
+        <w:pBdr>
+          <w:top w:val="none" w:color="auto" w:sz="0" w:space="0"/>
+          <w:left w:val="none" w:color="auto" w:sz="0" w:space="3258"/>
+          <w:bottom w:val="none" w:color="auto" w:sz="0" w:space="0"/>
+          <w:right w:val="none" w:color="auto" w:sz="0" w:space="0"/>
+          <w:between w:val="none" w:color="auto" w:sz="0" w:space="0"/>
+        </w:pBdr>
+        <w:shd w:val="clear" w:fill="FFFFFF"/>
+        <w:spacing w:before="240" w:after="0" w:afterAutospacing="0" w:line="360" w:lineRule="auto"/>
+        <w:ind w:left="360" w:leftChars="0"/>
+        <w:jc w:val="both"/>
+        <w:rPr>
+          <w:rFonts w:hint="default" w:ascii="Times New Roman" w:hAnsi="Times New Roman" w:eastAsia="Roboto" w:cs="Times New Roman"/>
+          <w:sz w:val="26"/>
+          <w:szCs w:val="26"/>
+          <w:rtl w:val="0"/>
+          <w:lang w:val="en-US"/>
+        </w:rPr>
+      </w:pPr>
+      <w:r>
+        <w:rPr>
+          <w:rFonts w:hint="default" w:ascii="Times New Roman" w:hAnsi="Times New Roman" w:eastAsia="Roboto" w:cs="Times New Roman"/>
+          <w:sz w:val="26"/>
+          <w:szCs w:val="26"/>
+          <w:rtl w:val="0"/>
+          <w:lang w:val="en-US"/>
+        </w:rPr>
+        <w:t>- Sau buổi học : Làm báo cáo cá nhân cho bài thực hành .</w:t>
       </w:r>
     </w:p>
     <w:p>
@@ -1103,7 +1333,7 @@
           <w:between w:val="none" w:color="auto" w:sz="0" w:space="0"/>
         </w:pBdr>
         <w:shd w:val="clear" w:fill="FFFFFF"/>
-        <w:spacing w:before="240" w:after="0" w:afterAutospacing="0" w:line="360" w:lineRule="auto"/>
+        <w:spacing w:before="0" w:beforeAutospacing="0" w:after="240" w:line="360" w:lineRule="auto"/>
         <w:ind w:left="720" w:hanging="360"/>
         <w:jc w:val="both"/>
         <w:rPr>
@@ -1123,7 +1353,7 @@
           <w:szCs w:val="26"/>
           <w:rtl w:val="0"/>
         </w:rPr>
-        <w:t>Công việc cá nhân:</w:t>
+        <w:t>Công việc nhóm:</w:t>
       </w:r>
     </w:p>
     <w:p>
@@ -1140,7 +1370,7 @@
           <w:between w:val="none" w:color="auto" w:sz="0" w:space="0"/>
         </w:pBdr>
         <w:shd w:val="clear" w:fill="FFFFFF"/>
-        <w:spacing w:before="240" w:after="0" w:afterAutospacing="0" w:line="360" w:lineRule="auto"/>
+        <w:spacing w:before="0" w:beforeAutospacing="0" w:after="240" w:line="360" w:lineRule="auto"/>
         <w:ind w:left="360" w:leftChars="0"/>
         <w:jc w:val="both"/>
         <w:rPr>
@@ -1159,7 +1389,7 @@
           <w:rtl w:val="0"/>
           <w:lang w:val="en-US"/>
         </w:rPr>
-        <w:t>- Ở nhà : Đọc tài liệu SRS , Phân tích vấn đề cần giải quyết , Viết code java .</w:t>
+        <w:t>- Ở nhà : Đọc tài liệu SRS , Buổi tối họp nhóm thảo luận về project , Giải quyết các vấn đề gặp phải .</w:t>
       </w:r>
     </w:p>
     <w:p>
@@ -1176,7 +1406,7 @@
           <w:between w:val="none" w:color="auto" w:sz="0" w:space="0"/>
         </w:pBdr>
         <w:shd w:val="clear" w:fill="FFFFFF"/>
-        <w:spacing w:before="240" w:after="0" w:afterAutospacing="0" w:line="360" w:lineRule="auto"/>
+        <w:spacing w:before="0" w:beforeAutospacing="0" w:after="240" w:line="360" w:lineRule="auto"/>
         <w:ind w:left="360" w:leftChars="0"/>
         <w:jc w:val="both"/>
         <w:rPr>
@@ -1195,7 +1425,7 @@
           <w:rtl w:val="0"/>
           <w:lang w:val="en-US"/>
         </w:rPr>
-        <w:t>- Trên lớp : Triển khai code cùng nhóm và thuyết trình .</w:t>
+        <w:t>- Trên lớp : Các nhóm đưa ra câu hỏi và phản biện .</w:t>
       </w:r>
     </w:p>
     <w:p>
@@ -1212,7 +1442,7 @@
           <w:between w:val="none" w:color="auto" w:sz="0" w:space="0"/>
         </w:pBdr>
         <w:shd w:val="clear" w:fill="FFFFFF"/>
-        <w:spacing w:before="240" w:after="0" w:afterAutospacing="0" w:line="360" w:lineRule="auto"/>
+        <w:spacing w:before="0" w:beforeAutospacing="0" w:after="240" w:line="360" w:lineRule="auto"/>
         <w:ind w:left="360" w:leftChars="0"/>
         <w:jc w:val="both"/>
         <w:rPr>
@@ -1231,14 +1461,458 @@
           <w:rtl w:val="0"/>
           <w:lang w:val="en-US"/>
         </w:rPr>
-        <w:t>- Sau buổi học : Làm báo cáo cá nhân cho bài thực hành .</w:t>
+        <w:t>- Sau buổi học : Làm báo cáo cá nhân .</w:t>
+      </w:r>
+    </w:p>
+    <w:p>
+      <w:pPr>
+        <w:pBdr>
+          <w:top w:val="none" w:color="auto" w:sz="0" w:space="0"/>
+          <w:left w:val="none" w:color="auto" w:sz="0" w:space="3258"/>
+          <w:bottom w:val="none" w:color="auto" w:sz="0" w:space="0"/>
+          <w:right w:val="none" w:color="auto" w:sz="0" w:space="0"/>
+          <w:between w:val="none" w:color="auto" w:sz="0" w:space="0"/>
+        </w:pBdr>
+        <w:shd w:val="clear" w:fill="FFFFFF"/>
+        <w:spacing w:before="120" w:after="120" w:line="360" w:lineRule="auto"/>
+        <w:jc w:val="both"/>
+        <w:rPr>
+          <w:rFonts w:hint="default" w:ascii="Times New Roman" w:hAnsi="Times New Roman" w:eastAsia="Roboto" w:cs="Times New Roman"/>
+          <w:b/>
+          <w:bCs/>
+          <w:sz w:val="26"/>
+          <w:szCs w:val="26"/>
+        </w:rPr>
+      </w:pPr>
+      <w:r>
+        <w:rPr>
+          <w:rFonts w:hint="default" w:ascii="Times New Roman" w:hAnsi="Times New Roman" w:eastAsia="Roboto" w:cs="Times New Roman"/>
+          <w:b/>
+          <w:bCs/>
+          <w:sz w:val="26"/>
+          <w:szCs w:val="26"/>
+          <w:rtl w:val="0"/>
+        </w:rPr>
+        <w:t>III. KẾT QUẢ CÁC EM ĐẠT ĐƯỢC</w:t>
+      </w:r>
+    </w:p>
+    <w:p>
+      <w:pPr>
+        <w:pBdr>
+          <w:top w:val="none" w:color="auto" w:sz="0" w:space="0"/>
+          <w:left w:val="none" w:color="auto" w:sz="0" w:space="3258"/>
+          <w:bottom w:val="none" w:color="auto" w:sz="0" w:space="0"/>
+          <w:right w:val="none" w:color="auto" w:sz="0" w:space="0"/>
+          <w:between w:val="none" w:color="auto" w:sz="0" w:space="0"/>
+        </w:pBdr>
+        <w:shd w:val="clear" w:fill="FFFFFF"/>
+        <w:spacing w:before="120" w:after="120" w:line="360" w:lineRule="auto"/>
+        <w:jc w:val="both"/>
+        <w:rPr>
+          <w:rFonts w:hint="default" w:ascii="Times New Roman" w:hAnsi="Times New Roman" w:eastAsia="Roboto" w:cs="Times New Roman"/>
+          <w:b/>
+          <w:bCs/>
+          <w:sz w:val="26"/>
+          <w:szCs w:val="26"/>
+          <w:rtl w:val="0"/>
+        </w:rPr>
+      </w:pPr>
+      <w:r>
+        <w:rPr>
+          <w:rFonts w:hint="default" w:ascii="Times New Roman" w:hAnsi="Times New Roman" w:eastAsia="Roboto" w:cs="Times New Roman"/>
+          <w:b/>
+          <w:bCs/>
+          <w:sz w:val="26"/>
+          <w:szCs w:val="26"/>
+          <w:rtl w:val="0"/>
+        </w:rPr>
+        <w:t>Sau buổi thực hành, em đã:</w:t>
+      </w:r>
+    </w:p>
+    <w:p>
+      <w:pPr>
+        <w:pBdr>
+          <w:top w:val="none" w:color="auto" w:sz="0" w:space="0"/>
+          <w:left w:val="none" w:color="auto" w:sz="0" w:space="3258"/>
+          <w:bottom w:val="none" w:color="auto" w:sz="0" w:space="0"/>
+          <w:right w:val="none" w:color="auto" w:sz="0" w:space="0"/>
+          <w:between w:val="none" w:color="auto" w:sz="0" w:space="0"/>
+        </w:pBdr>
+        <w:shd w:val="clear" w:fill="FFFFFF"/>
+        <w:spacing w:before="120" w:after="120" w:line="360" w:lineRule="auto"/>
+        <w:ind w:firstLine="720" w:firstLineChars="0"/>
+        <w:jc w:val="both"/>
+        <w:rPr>
+          <w:rFonts w:hint="default" w:ascii="Times New Roman" w:hAnsi="Times New Roman" w:eastAsia="Roboto"/>
+          <w:sz w:val="26"/>
+          <w:szCs w:val="26"/>
+          <w:rtl w:val="0"/>
+          <w:lang w:val="en-US"/>
+        </w:rPr>
+      </w:pPr>
+      <w:r>
+        <w:rPr>
+          <w:rFonts w:hint="default" w:ascii="Times New Roman" w:hAnsi="Times New Roman" w:eastAsia="Roboto" w:cs="Times New Roman"/>
+          <w:sz w:val="26"/>
+          <w:szCs w:val="26"/>
+          <w:rtl w:val="0"/>
+          <w:lang w:val="en-US"/>
+        </w:rPr>
+        <w:t xml:space="preserve">- </w:t>
+      </w:r>
+      <w:r>
+        <w:rPr>
+          <w:rFonts w:hint="default" w:ascii="Times New Roman" w:hAnsi="Times New Roman" w:eastAsia="Roboto"/>
+          <w:sz w:val="26"/>
+          <w:szCs w:val="26"/>
+          <w:rtl w:val="0"/>
+          <w:lang w:val="en-US"/>
+        </w:rPr>
+        <w:t>Hiểu rõ cách xây dựng ứng dụng theo Spring MVC</w:t>
+      </w:r>
+    </w:p>
+    <w:p>
+      <w:pPr>
+        <w:pBdr>
+          <w:top w:val="none" w:color="auto" w:sz="0" w:space="0"/>
+          <w:left w:val="none" w:color="auto" w:sz="0" w:space="3258"/>
+          <w:bottom w:val="none" w:color="auto" w:sz="0" w:space="0"/>
+          <w:right w:val="none" w:color="auto" w:sz="0" w:space="0"/>
+          <w:between w:val="none" w:color="auto" w:sz="0" w:space="0"/>
+        </w:pBdr>
+        <w:shd w:val="clear" w:fill="FFFFFF"/>
+        <w:spacing w:before="120" w:after="120" w:line="360" w:lineRule="auto"/>
+        <w:ind w:firstLine="720" w:firstLineChars="0"/>
+        <w:jc w:val="both"/>
+        <w:rPr>
+          <w:rFonts w:hint="default" w:ascii="Times New Roman" w:hAnsi="Times New Roman" w:eastAsia="Roboto"/>
+          <w:sz w:val="26"/>
+          <w:szCs w:val="26"/>
+          <w:rtl w:val="0"/>
+          <w:lang w:val="en-US"/>
+        </w:rPr>
+      </w:pPr>
+      <w:r>
+        <w:rPr>
+          <w:rFonts w:hint="default" w:ascii="Times New Roman" w:hAnsi="Times New Roman" w:eastAsia="Roboto"/>
+          <w:sz w:val="26"/>
+          <w:szCs w:val="26"/>
+          <w:rtl w:val="0"/>
+          <w:lang w:val="en-US"/>
+        </w:rPr>
+        <w:t>- Biết sử dụng Thymeleaf và Fragment để tái sử dụng giao diện</w:t>
+      </w:r>
+    </w:p>
+    <w:p>
+      <w:pPr>
+        <w:pBdr>
+          <w:top w:val="none" w:color="auto" w:sz="0" w:space="0"/>
+          <w:left w:val="none" w:color="auto" w:sz="0" w:space="3258"/>
+          <w:bottom w:val="none" w:color="auto" w:sz="0" w:space="0"/>
+          <w:right w:val="none" w:color="auto" w:sz="0" w:space="0"/>
+          <w:between w:val="none" w:color="auto" w:sz="0" w:space="0"/>
+        </w:pBdr>
+        <w:shd w:val="clear" w:fill="FFFFFF"/>
+        <w:spacing w:before="120" w:after="120" w:line="360" w:lineRule="auto"/>
+        <w:ind w:firstLine="720" w:firstLineChars="0"/>
+        <w:jc w:val="both"/>
+        <w:rPr>
+          <w:rFonts w:hint="default" w:ascii="Times New Roman" w:hAnsi="Times New Roman" w:eastAsia="Roboto"/>
+          <w:sz w:val="26"/>
+          <w:szCs w:val="26"/>
+          <w:rtl w:val="0"/>
+          <w:lang w:val="en-US"/>
+        </w:rPr>
+      </w:pPr>
+      <w:r>
+        <w:rPr>
+          <w:rFonts w:hint="default" w:ascii="Times New Roman" w:hAnsi="Times New Roman" w:eastAsia="Roboto"/>
+          <w:sz w:val="26"/>
+          <w:szCs w:val="26"/>
+          <w:rtl w:val="0"/>
+          <w:lang w:val="en-US"/>
+        </w:rPr>
+        <w:t>- Áp dụng Validation (JSR-380) để kiểm tra dữ liệu</w:t>
+      </w:r>
+    </w:p>
+    <w:p>
+      <w:pPr>
+        <w:pBdr>
+          <w:top w:val="none" w:color="auto" w:sz="0" w:space="0"/>
+          <w:left w:val="none" w:color="auto" w:sz="0" w:space="3258"/>
+          <w:bottom w:val="none" w:color="auto" w:sz="0" w:space="0"/>
+          <w:right w:val="none" w:color="auto" w:sz="0" w:space="0"/>
+          <w:between w:val="none" w:color="auto" w:sz="0" w:space="0"/>
+        </w:pBdr>
+        <w:shd w:val="clear" w:fill="FFFFFF"/>
+        <w:spacing w:before="120" w:after="120" w:line="360" w:lineRule="auto"/>
+        <w:ind w:firstLine="720" w:firstLineChars="0"/>
+        <w:jc w:val="both"/>
+        <w:rPr>
+          <w:rFonts w:hint="default" w:ascii="Times New Roman" w:hAnsi="Times New Roman" w:eastAsia="Roboto"/>
+          <w:sz w:val="26"/>
+          <w:szCs w:val="26"/>
+          <w:rtl w:val="0"/>
+          <w:lang w:val="en-US"/>
+        </w:rPr>
+      </w:pPr>
+      <w:r>
+        <w:rPr>
+          <w:rFonts w:hint="default" w:ascii="Times New Roman" w:hAnsi="Times New Roman" w:eastAsia="Roboto"/>
+          <w:sz w:val="26"/>
+          <w:szCs w:val="26"/>
+          <w:rtl w:val="0"/>
+          <w:lang w:val="en-US"/>
+        </w:rPr>
+        <w:t>-  Biết xử lý form và hiển thị lỗi đúng cách</w:t>
+      </w:r>
+    </w:p>
+    <w:p>
+      <w:pPr>
+        <w:pBdr>
+          <w:top w:val="none" w:color="auto" w:sz="0" w:space="0"/>
+          <w:left w:val="none" w:color="auto" w:sz="0" w:space="3258"/>
+          <w:bottom w:val="none" w:color="auto" w:sz="0" w:space="0"/>
+          <w:right w:val="none" w:color="auto" w:sz="0" w:space="0"/>
+          <w:between w:val="none" w:color="auto" w:sz="0" w:space="0"/>
+        </w:pBdr>
+        <w:shd w:val="clear" w:fill="FFFFFF"/>
+        <w:spacing w:before="120" w:after="120" w:line="360" w:lineRule="auto"/>
+        <w:ind w:firstLine="720" w:firstLineChars="0"/>
+        <w:jc w:val="both"/>
+        <w:rPr>
+          <w:rFonts w:hint="default" w:ascii="Times New Roman" w:hAnsi="Times New Roman" w:eastAsia="Roboto"/>
+          <w:sz w:val="26"/>
+          <w:szCs w:val="26"/>
+          <w:rtl w:val="0"/>
+          <w:lang w:val="en-US"/>
+        </w:rPr>
+      </w:pPr>
+      <w:r>
+        <w:rPr>
+          <w:rFonts w:hint="default" w:ascii="Times New Roman" w:hAnsi="Times New Roman" w:eastAsia="Roboto"/>
+          <w:sz w:val="26"/>
+          <w:szCs w:val="26"/>
+          <w:rtl w:val="0"/>
+          <w:lang w:val="en-US"/>
+        </w:rPr>
+        <w:t>- Hiểu luồng xử lý từ Controller → View</w:t>
+      </w:r>
+    </w:p>
+    <w:p>
+      <w:pPr>
+        <w:pBdr>
+          <w:top w:val="none" w:color="auto" w:sz="0" w:space="0"/>
+          <w:left w:val="none" w:color="auto" w:sz="0" w:space="3258"/>
+          <w:bottom w:val="none" w:color="auto" w:sz="0" w:space="0"/>
+          <w:right w:val="none" w:color="auto" w:sz="0" w:space="0"/>
+          <w:between w:val="none" w:color="auto" w:sz="0" w:space="0"/>
+        </w:pBdr>
+        <w:shd w:val="clear" w:fill="FFFFFF"/>
+        <w:spacing w:before="120" w:after="120" w:line="360" w:lineRule="auto"/>
+        <w:jc w:val="both"/>
+        <w:rPr>
+          <w:rFonts w:hint="default" w:ascii="Times New Roman" w:hAnsi="Times New Roman" w:eastAsia="Roboto" w:cs="Times New Roman"/>
+          <w:b/>
+          <w:bCs/>
+          <w:sz w:val="26"/>
+          <w:szCs w:val="26"/>
+          <w:rtl w:val="0"/>
+          <w:lang w:val="en-US"/>
+        </w:rPr>
+      </w:pPr>
+      <w:r>
+        <w:rPr>
+          <w:rFonts w:hint="default" w:ascii="Times New Roman" w:hAnsi="Times New Roman" w:eastAsia="Roboto" w:cs="Times New Roman"/>
+          <w:b/>
+          <w:bCs/>
+          <w:sz w:val="26"/>
+          <w:szCs w:val="26"/>
+          <w:rtl w:val="0"/>
+          <w:lang w:val="en-US"/>
+        </w:rPr>
+        <w:t>Link git :</w:t>
+      </w:r>
+    </w:p>
+    <w:p>
+      <w:pPr>
+        <w:pBdr>
+          <w:top w:val="none" w:color="auto" w:sz="0" w:space="0"/>
+          <w:left w:val="none" w:color="auto" w:sz="0" w:space="3258"/>
+          <w:bottom w:val="none" w:color="auto" w:sz="0" w:space="0"/>
+          <w:right w:val="none" w:color="auto" w:sz="0" w:space="0"/>
+          <w:between w:val="none" w:color="auto" w:sz="0" w:space="0"/>
+        </w:pBdr>
+        <w:shd w:val="clear" w:fill="FFFFFF"/>
+        <w:spacing w:before="120" w:after="120" w:line="360" w:lineRule="auto"/>
+        <w:jc w:val="both"/>
+        <w:rPr>
+          <w:rFonts w:hint="default" w:ascii="Times New Roman" w:hAnsi="Times New Roman" w:eastAsia="Roboto"/>
+          <w:b/>
+          <w:bCs/>
+          <w:sz w:val="26"/>
+          <w:szCs w:val="26"/>
+          <w:rtl w:val="0"/>
+        </w:rPr>
+      </w:pPr>
+      <w:r>
+        <w:rPr>
+          <w:rFonts w:hint="default" w:ascii="Times New Roman" w:hAnsi="Times New Roman" w:eastAsia="Roboto"/>
+          <w:b/>
+          <w:bCs/>
+          <w:sz w:val="26"/>
+          <w:szCs w:val="26"/>
+        </w:rPr>
+        <w:fldChar w:fldCharType="begin"/>
+      </w:r>
+      <w:r>
+        <w:rPr>
+          <w:rFonts w:hint="default" w:ascii="Times New Roman" w:hAnsi="Times New Roman" w:eastAsia="Roboto"/>
+          <w:b/>
+          <w:bCs/>
+          <w:sz w:val="26"/>
+          <w:szCs w:val="26"/>
+        </w:rPr>
+        <w:instrText xml:space="preserve"> HYPERLINK "https://github.com/Hoan06/huyhoan_JavaWebApplication/tree/main" </w:instrText>
+      </w:r>
+      <w:r>
+        <w:rPr>
+          <w:rFonts w:hint="default" w:ascii="Times New Roman" w:hAnsi="Times New Roman" w:eastAsia="Roboto"/>
+          <w:b/>
+          <w:bCs/>
+          <w:sz w:val="26"/>
+          <w:szCs w:val="26"/>
+        </w:rPr>
+        <w:fldChar w:fldCharType="separate"/>
+      </w:r>
+      <w:r>
+        <w:rPr>
+          <w:rStyle w:val="6"/>
+          <w:rFonts w:hint="default" w:ascii="Times New Roman" w:hAnsi="Times New Roman" w:eastAsia="Roboto"/>
+          <w:b/>
+          <w:bCs/>
+          <w:sz w:val="26"/>
+          <w:szCs w:val="26"/>
+          <w:rtl w:val="0"/>
+        </w:rPr>
+        <w:t>https://github.com/Hoan06/huyhoan_JavaWebApplication/tree/main</w:t>
+      </w:r>
+      <w:r>
+        <w:rPr>
+          <w:rFonts w:hint="default" w:ascii="Times New Roman" w:hAnsi="Times New Roman" w:eastAsia="Roboto"/>
+          <w:b/>
+          <w:bCs/>
+          <w:sz w:val="26"/>
+          <w:szCs w:val="26"/>
+        </w:rPr>
+        <w:fldChar w:fldCharType="end"/>
+      </w:r>
+    </w:p>
+    <w:p>
+      <w:pPr>
+        <w:pBdr>
+          <w:top w:val="none" w:color="auto" w:sz="0" w:space="0"/>
+          <w:left w:val="none" w:color="auto" w:sz="0" w:space="3258"/>
+          <w:bottom w:val="none" w:color="auto" w:sz="0" w:space="0"/>
+          <w:right w:val="none" w:color="auto" w:sz="0" w:space="0"/>
+          <w:between w:val="none" w:color="auto" w:sz="0" w:space="0"/>
+        </w:pBdr>
+        <w:shd w:val="clear" w:fill="FFFFFF"/>
+        <w:spacing w:before="120" w:after="120" w:line="360" w:lineRule="auto"/>
+        <w:jc w:val="both"/>
+        <w:rPr>
+          <w:rFonts w:hint="default" w:ascii="Times New Roman" w:hAnsi="Times New Roman" w:eastAsia="Roboto" w:cs="Times New Roman"/>
+          <w:b/>
+          <w:bCs/>
+          <w:sz w:val="26"/>
+          <w:szCs w:val="26"/>
+          <w:rtl w:val="0"/>
+        </w:rPr>
+      </w:pPr>
+      <w:r>
+        <w:rPr>
+          <w:rFonts w:hint="default" w:ascii="Times New Roman" w:hAnsi="Times New Roman" w:eastAsia="Roboto" w:cs="Times New Roman"/>
+          <w:b/>
+          <w:bCs/>
+          <w:sz w:val="26"/>
+          <w:szCs w:val="26"/>
+          <w:rtl w:val="0"/>
+        </w:rPr>
+        <w:t>IV. KHÓ KHĂN VÀ VẤN ĐỀ CÁC EM GẶP PHẢI</w:t>
+      </w:r>
+    </w:p>
+    <w:p>
+      <w:pPr>
+        <w:pBdr>
+          <w:top w:val="none" w:color="auto" w:sz="0" w:space="0"/>
+          <w:left w:val="none" w:color="auto" w:sz="0" w:space="3258"/>
+          <w:bottom w:val="none" w:color="auto" w:sz="0" w:space="0"/>
+          <w:right w:val="none" w:color="auto" w:sz="0" w:space="0"/>
+          <w:between w:val="none" w:color="auto" w:sz="0" w:space="0"/>
+        </w:pBdr>
+        <w:shd w:val="clear" w:fill="FFFFFF"/>
+        <w:spacing w:before="120" w:after="120" w:line="360" w:lineRule="auto"/>
+        <w:jc w:val="both"/>
+        <w:rPr>
+          <w:rFonts w:hint="default" w:ascii="Times New Roman" w:hAnsi="Times New Roman" w:eastAsia="Roboto" w:cs="Times New Roman"/>
+          <w:b w:val="0"/>
+          <w:bCs w:val="0"/>
+          <w:sz w:val="26"/>
+          <w:szCs w:val="26"/>
+          <w:rtl w:val="0"/>
+          <w:lang w:val="en-US"/>
+        </w:rPr>
+      </w:pPr>
+      <w:r>
+        <w:rPr>
+          <w:rFonts w:hint="default" w:ascii="Times New Roman" w:hAnsi="Times New Roman" w:eastAsia="Roboto" w:cs="Times New Roman"/>
+          <w:b w:val="0"/>
+          <w:bCs w:val="0"/>
+          <w:sz w:val="26"/>
+          <w:szCs w:val="26"/>
+          <w:rtl w:val="0"/>
+          <w:lang w:val="en-US"/>
+        </w:rPr>
+        <w:t>- Không có ạ .</w:t>
+      </w:r>
+    </w:p>
+    <w:p>
+      <w:pPr>
+        <w:pBdr>
+          <w:top w:val="none" w:color="auto" w:sz="0" w:space="0"/>
+          <w:left w:val="none" w:color="auto" w:sz="0" w:space="3258"/>
+          <w:bottom w:val="none" w:color="auto" w:sz="0" w:space="0"/>
+          <w:right w:val="none" w:color="auto" w:sz="0" w:space="0"/>
+          <w:between w:val="none" w:color="auto" w:sz="0" w:space="0"/>
+        </w:pBdr>
+        <w:shd w:val="clear" w:fill="FFFFFF"/>
+        <w:spacing w:before="120" w:after="120" w:line="360" w:lineRule="auto"/>
+        <w:jc w:val="both"/>
+        <w:rPr>
+          <w:rFonts w:hint="default" w:ascii="Times New Roman" w:hAnsi="Times New Roman" w:eastAsia="Roboto" w:cs="Times New Roman"/>
+          <w:b/>
+          <w:bCs/>
+          <w:sz w:val="26"/>
+          <w:szCs w:val="26"/>
+        </w:rPr>
+      </w:pPr>
+      <w:r>
+        <w:rPr>
+          <w:rFonts w:hint="default" w:ascii="Times New Roman" w:hAnsi="Times New Roman" w:eastAsia="Roboto" w:cs="Times New Roman"/>
+          <w:b/>
+          <w:bCs/>
+          <w:sz w:val="26"/>
+          <w:szCs w:val="26"/>
+          <w:rtl w:val="0"/>
+        </w:rPr>
+        <w:t>V. KINH NGHIỆM RÚT RA</w:t>
       </w:r>
     </w:p>
     <w:p>
       <w:pPr>
         <w:numPr>
           <w:ilvl w:val="0"/>
-          <w:numId w:val="2"/>
+          <w:numId w:val="3"/>
         </w:numPr>
         <w:pBdr>
           <w:top w:val="none" w:color="auto" w:sz="0" w:space="0"/>
@@ -1248,7 +1922,7 @@
           <w:between w:val="none" w:color="auto" w:sz="0" w:space="0"/>
         </w:pBdr>
         <w:shd w:val="clear" w:fill="FFFFFF"/>
-        <w:spacing w:before="0" w:beforeAutospacing="0" w:after="240" w:line="360" w:lineRule="auto"/>
+        <w:spacing w:before="240" w:after="0" w:afterAutospacing="0" w:line="360" w:lineRule="auto"/>
         <w:ind w:left="720" w:hanging="360"/>
         <w:jc w:val="both"/>
         <w:rPr>
@@ -1257,18 +1931,19 @@
           <w:bCs/>
           <w:sz w:val="26"/>
           <w:szCs w:val="26"/>
-        </w:rPr>
-      </w:pPr>
-      <w:r>
-        <w:rPr>
-          <w:rFonts w:hint="default" w:ascii="Times New Roman" w:hAnsi="Times New Roman" w:eastAsia="Roboto" w:cs="Times New Roman"/>
-          <w:b/>
-          <w:bCs/>
-          <w:sz w:val="26"/>
-          <w:szCs w:val="26"/>
-          <w:rtl w:val="0"/>
-        </w:rPr>
-        <w:t>Công việc nhóm:</w:t>
+          <w:u w:val="none"/>
+        </w:rPr>
+      </w:pPr>
+      <w:r>
+        <w:rPr>
+          <w:rFonts w:hint="default" w:ascii="Times New Roman" w:hAnsi="Times New Roman" w:eastAsia="Roboto" w:cs="Times New Roman"/>
+          <w:b/>
+          <w:bCs/>
+          <w:sz w:val="26"/>
+          <w:szCs w:val="26"/>
+          <w:rtl w:val="0"/>
+        </w:rPr>
+        <w:t>Kinh nghiệm rút ra từ bài thực hành:</w:t>
       </w:r>
     </w:p>
     <w:p>
@@ -1285,26 +1960,64 @@
           <w:between w:val="none" w:color="auto" w:sz="0" w:space="0"/>
         </w:pBdr>
         <w:shd w:val="clear" w:fill="FFFFFF"/>
+        <w:spacing w:before="240" w:after="0" w:afterAutospacing="0" w:line="360" w:lineRule="auto"/>
+        <w:ind w:left="360" w:leftChars="0"/>
+        <w:jc w:val="both"/>
+        <w:rPr>
+          <w:rFonts w:hint="default" w:ascii="Times New Roman" w:hAnsi="Times New Roman" w:eastAsia="Roboto" w:cs="Times New Roman"/>
+          <w:sz w:val="26"/>
+          <w:szCs w:val="26"/>
+          <w:u w:val="none"/>
+          <w:lang w:val="en-US"/>
+        </w:rPr>
+      </w:pPr>
+      <w:r>
+        <w:rPr>
+          <w:rFonts w:hint="default" w:ascii="Times New Roman" w:hAnsi="Times New Roman" w:eastAsia="Roboto" w:cs="Times New Roman"/>
+          <w:sz w:val="26"/>
+          <w:szCs w:val="26"/>
+          <w:u w:val="none"/>
+          <w:lang w:val="en-US"/>
+        </w:rPr>
+        <w:t>- Phân tích kỹ đề bài trước khi làm .</w:t>
+      </w:r>
+    </w:p>
+    <w:p>
+      <w:pPr>
+        <w:numPr>
+          <w:ilvl w:val="0"/>
+          <w:numId w:val="3"/>
+        </w:numPr>
+        <w:pBdr>
+          <w:top w:val="none" w:color="auto" w:sz="0" w:space="0"/>
+          <w:left w:val="none" w:color="auto" w:sz="0" w:space="3258"/>
+          <w:bottom w:val="none" w:color="auto" w:sz="0" w:space="0"/>
+          <w:right w:val="none" w:color="auto" w:sz="0" w:space="0"/>
+          <w:between w:val="none" w:color="auto" w:sz="0" w:space="0"/>
+        </w:pBdr>
+        <w:shd w:val="clear" w:fill="FFFFFF"/>
         <w:spacing w:before="0" w:beforeAutospacing="0" w:after="240" w:line="360" w:lineRule="auto"/>
-        <w:ind w:left="360" w:leftChars="0"/>
-        <w:jc w:val="both"/>
-        <w:rPr>
-          <w:rFonts w:hint="default" w:ascii="Times New Roman" w:hAnsi="Times New Roman" w:eastAsia="Roboto" w:cs="Times New Roman"/>
-          <w:sz w:val="26"/>
-          <w:szCs w:val="26"/>
-          <w:rtl w:val="0"/>
-          <w:lang w:val="en-US"/>
-        </w:rPr>
-      </w:pPr>
-      <w:r>
-        <w:rPr>
-          <w:rFonts w:hint="default" w:ascii="Times New Roman" w:hAnsi="Times New Roman" w:eastAsia="Roboto" w:cs="Times New Roman"/>
-          <w:sz w:val="26"/>
-          <w:szCs w:val="26"/>
-          <w:rtl w:val="0"/>
-          <w:lang w:val="en-US"/>
-        </w:rPr>
-        <w:t>- Ở nhà : Đọc tài liệu SRS , Buổi tối họp nhóm thảo luận về project , Giải quyết các vấn đề gặp phải .</w:t>
+        <w:ind w:left="720" w:hanging="360"/>
+        <w:jc w:val="both"/>
+        <w:rPr>
+          <w:rFonts w:hint="default" w:ascii="Times New Roman" w:hAnsi="Times New Roman" w:eastAsia="Roboto" w:cs="Times New Roman"/>
+          <w:b/>
+          <w:bCs/>
+          <w:sz w:val="26"/>
+          <w:szCs w:val="26"/>
+          <w:u w:val="none"/>
+        </w:rPr>
+      </w:pPr>
+      <w:r>
+        <w:rPr>
+          <w:rFonts w:hint="default" w:ascii="Times New Roman" w:hAnsi="Times New Roman" w:eastAsia="Andika" w:cs="Times New Roman"/>
+          <w:b/>
+          <w:bCs/>
+          <w:sz w:val="26"/>
+          <w:szCs w:val="26"/>
+          <w:rtl w:val="0"/>
+        </w:rPr>
+        <w:t>Lưu ý các em cần note lại cho những buổi thực hành sau:</w:t>
       </w:r>
     </w:p>
     <w:p>
@@ -1326,21 +2039,161 @@
         <w:jc w:val="both"/>
         <w:rPr>
           <w:rFonts w:hint="default" w:ascii="Times New Roman" w:hAnsi="Times New Roman" w:eastAsia="Roboto" w:cs="Times New Roman"/>
-          <w:sz w:val="26"/>
-          <w:szCs w:val="26"/>
-          <w:rtl w:val="0"/>
-          <w:lang w:val="en-US"/>
-        </w:rPr>
-      </w:pPr>
-      <w:r>
-        <w:rPr>
-          <w:rFonts w:hint="default" w:ascii="Times New Roman" w:hAnsi="Times New Roman" w:eastAsia="Roboto" w:cs="Times New Roman"/>
-          <w:sz w:val="26"/>
-          <w:szCs w:val="26"/>
-          <w:rtl w:val="0"/>
-          <w:lang w:val="en-US"/>
-        </w:rPr>
-        <w:t>- Trên lớp : Các nhóm đưa ra câu hỏi và phản biện .</w:t>
+          <w:b w:val="0"/>
+          <w:bCs w:val="0"/>
+          <w:sz w:val="26"/>
+          <w:szCs w:val="26"/>
+          <w:u w:val="none"/>
+          <w:lang w:val="en-US"/>
+        </w:rPr>
+      </w:pPr>
+      <w:r>
+        <w:rPr>
+          <w:rFonts w:hint="default" w:ascii="Times New Roman" w:hAnsi="Times New Roman" w:eastAsia="Andika" w:cs="Times New Roman"/>
+          <w:b w:val="0"/>
+          <w:bCs w:val="0"/>
+          <w:sz w:val="26"/>
+          <w:szCs w:val="26"/>
+          <w:rtl w:val="0"/>
+          <w:lang w:val="en-US"/>
+        </w:rPr>
+        <w:t>- Phân tích kỹ yêu cầu , trong quá trình làm cần cẩn thận hơn .</w:t>
+      </w:r>
+    </w:p>
+    <w:p>
+      <w:pPr>
+        <w:pBdr>
+          <w:top w:val="none" w:color="auto" w:sz="0" w:space="0"/>
+          <w:left w:val="none" w:color="auto" w:sz="0" w:space="3258"/>
+          <w:bottom w:val="none" w:color="auto" w:sz="0" w:space="0"/>
+          <w:right w:val="none" w:color="auto" w:sz="0" w:space="0"/>
+          <w:between w:val="none" w:color="auto" w:sz="0" w:space="0"/>
+        </w:pBdr>
+        <w:shd w:val="clear" w:fill="FFFFFF"/>
+        <w:spacing w:before="120" w:after="120" w:line="360" w:lineRule="auto"/>
+        <w:jc w:val="both"/>
+        <w:rPr>
+          <w:rFonts w:hint="default" w:ascii="Times New Roman" w:hAnsi="Times New Roman" w:eastAsia="Roboto" w:cs="Times New Roman"/>
+          <w:b/>
+          <w:bCs/>
+          <w:sz w:val="26"/>
+          <w:szCs w:val="26"/>
+        </w:rPr>
+      </w:pPr>
+      <w:r>
+        <w:rPr>
+          <w:rFonts w:hint="default" w:ascii="Times New Roman" w:hAnsi="Times New Roman" w:eastAsia="Roboto" w:cs="Times New Roman"/>
+          <w:b/>
+          <w:bCs/>
+          <w:sz w:val="26"/>
+          <w:szCs w:val="26"/>
+          <w:rtl w:val="0"/>
+        </w:rPr>
+        <w:t>VI. ĐỀ XUẤT / KIẾN NGHỊ</w:t>
+      </w:r>
+    </w:p>
+    <w:p>
+      <w:pPr>
+        <w:pBdr>
+          <w:top w:val="none" w:color="auto" w:sz="0" w:space="0"/>
+          <w:left w:val="none" w:color="auto" w:sz="0" w:space="3258"/>
+          <w:bottom w:val="none" w:color="auto" w:sz="0" w:space="0"/>
+          <w:right w:val="none" w:color="auto" w:sz="0" w:space="0"/>
+          <w:between w:val="none" w:color="auto" w:sz="0" w:space="0"/>
+        </w:pBdr>
+        <w:shd w:val="clear" w:fill="FFFFFF"/>
+        <w:spacing w:before="120" w:after="120" w:line="360" w:lineRule="auto"/>
+        <w:jc w:val="both"/>
+        <w:rPr>
+          <w:rFonts w:hint="default" w:ascii="Times New Roman" w:hAnsi="Times New Roman" w:eastAsia="Roboto" w:cs="Times New Roman"/>
+          <w:b w:val="0"/>
+          <w:bCs w:val="0"/>
+          <w:sz w:val="26"/>
+          <w:szCs w:val="26"/>
+          <w:rtl w:val="0"/>
+          <w:lang w:val="en-US"/>
+        </w:rPr>
+      </w:pPr>
+      <w:r>
+        <w:rPr>
+          <w:rFonts w:hint="default" w:ascii="Times New Roman" w:hAnsi="Times New Roman" w:eastAsia="Roboto" w:cs="Times New Roman"/>
+          <w:b w:val="0"/>
+          <w:bCs w:val="0"/>
+          <w:sz w:val="26"/>
+          <w:szCs w:val="26"/>
+          <w:rtl w:val="0"/>
+          <w:lang w:val="en-US"/>
+        </w:rPr>
+        <w:t>- Em không có ạ .</w:t>
+      </w:r>
+    </w:p>
+    <w:p>
+      <w:pPr>
+        <w:pBdr>
+          <w:top w:val="none" w:color="auto" w:sz="0" w:space="0"/>
+          <w:left w:val="none" w:color="auto" w:sz="0" w:space="3258"/>
+          <w:bottom w:val="none" w:color="auto" w:sz="0" w:space="0"/>
+          <w:right w:val="none" w:color="auto" w:sz="0" w:space="0"/>
+          <w:between w:val="none" w:color="auto" w:sz="0" w:space="0"/>
+        </w:pBdr>
+        <w:shd w:val="clear" w:fill="FFFFFF"/>
+        <w:spacing w:before="120" w:after="120" w:line="360" w:lineRule="auto"/>
+        <w:jc w:val="both"/>
+        <w:rPr>
+          <w:rFonts w:hint="default" w:ascii="Times New Roman" w:hAnsi="Times New Roman" w:eastAsia="Roboto" w:cs="Times New Roman"/>
+          <w:b/>
+          <w:bCs/>
+          <w:sz w:val="26"/>
+          <w:szCs w:val="26"/>
+        </w:rPr>
+      </w:pPr>
+      <w:r>
+        <w:rPr>
+          <w:rFonts w:hint="default" w:ascii="Times New Roman" w:hAnsi="Times New Roman" w:eastAsia="Roboto" w:cs="Times New Roman"/>
+          <w:b/>
+          <w:bCs/>
+          <w:sz w:val="26"/>
+          <w:szCs w:val="26"/>
+          <w:rtl w:val="0"/>
+        </w:rPr>
+        <w:t>VII. KẾT LUẬN</w:t>
+      </w:r>
+    </w:p>
+    <w:p>
+      <w:pPr>
+        <w:numPr>
+          <w:ilvl w:val="0"/>
+          <w:numId w:val="4"/>
+        </w:numPr>
+        <w:pBdr>
+          <w:top w:val="none" w:color="auto" w:sz="0" w:space="0"/>
+          <w:left w:val="none" w:color="auto" w:sz="0" w:space="3258"/>
+          <w:bottom w:val="none" w:color="auto" w:sz="0" w:space="0"/>
+          <w:right w:val="none" w:color="auto" w:sz="0" w:space="0"/>
+          <w:between w:val="none" w:color="auto" w:sz="0" w:space="0"/>
+        </w:pBdr>
+        <w:shd w:val="clear" w:fill="FFFFFF"/>
+        <w:spacing w:before="120" w:after="0" w:afterAutospacing="0" w:line="360" w:lineRule="auto"/>
+        <w:ind w:left="720" w:hanging="360"/>
+        <w:jc w:val="both"/>
+        <w:rPr>
+          <w:rFonts w:hint="default" w:ascii="Times New Roman" w:hAnsi="Times New Roman" w:eastAsia="Roboto" w:cs="Times New Roman"/>
+          <w:sz w:val="26"/>
+          <w:szCs w:val="26"/>
+          <w:rtl w:val="0"/>
+          <w:lang w:val="en-US"/>
+        </w:rPr>
+      </w:pPr>
+      <w:r>
+        <w:rPr>
+          <w:rFonts w:hint="default" w:ascii="Times New Roman" w:hAnsi="Times New Roman" w:eastAsia="Roboto" w:cs="Times New Roman"/>
+          <w:b/>
+          <w:bCs/>
+          <w:sz w:val="26"/>
+          <w:szCs w:val="26"/>
+          <w:rtl w:val="0"/>
+        </w:rPr>
+        <w:t>Tự đánh giá khả năng hiểu bài.</w:t>
       </w:r>
     </w:p>
     <w:p>
@@ -1357,721 +2210,26 @@
           <w:between w:val="none" w:color="auto" w:sz="0" w:space="0"/>
         </w:pBdr>
         <w:shd w:val="clear" w:fill="FFFFFF"/>
-        <w:spacing w:before="0" w:beforeAutospacing="0" w:after="240" w:line="360" w:lineRule="auto"/>
-        <w:ind w:left="360" w:leftChars="0"/>
-        <w:jc w:val="both"/>
-        <w:rPr>
-          <w:rFonts w:hint="default" w:ascii="Times New Roman" w:hAnsi="Times New Roman" w:eastAsia="Roboto" w:cs="Times New Roman"/>
-          <w:sz w:val="26"/>
-          <w:szCs w:val="26"/>
-          <w:rtl w:val="0"/>
-          <w:lang w:val="en-US"/>
-        </w:rPr>
-      </w:pPr>
-      <w:r>
-        <w:rPr>
-          <w:rFonts w:hint="default" w:ascii="Times New Roman" w:hAnsi="Times New Roman" w:eastAsia="Roboto" w:cs="Times New Roman"/>
-          <w:sz w:val="26"/>
-          <w:szCs w:val="26"/>
-          <w:rtl w:val="0"/>
-          <w:lang w:val="en-US"/>
-        </w:rPr>
-        <w:t>- Sau buổi học : Làm báo cáo cá nhân .</w:t>
-      </w:r>
-    </w:p>
-    <w:p>
-      <w:pPr>
-        <w:pBdr>
-          <w:top w:val="none" w:color="auto" w:sz="0" w:space="0"/>
-          <w:left w:val="none" w:color="auto" w:sz="0" w:space="3258"/>
-          <w:bottom w:val="none" w:color="auto" w:sz="0" w:space="0"/>
-          <w:right w:val="none" w:color="auto" w:sz="0" w:space="0"/>
-          <w:between w:val="none" w:color="auto" w:sz="0" w:space="0"/>
-        </w:pBdr>
-        <w:shd w:val="clear" w:fill="FFFFFF"/>
-        <w:spacing w:before="120" w:after="120" w:line="360" w:lineRule="auto"/>
-        <w:jc w:val="both"/>
-        <w:rPr>
-          <w:rFonts w:hint="default" w:ascii="Times New Roman" w:hAnsi="Times New Roman" w:eastAsia="Roboto" w:cs="Times New Roman"/>
-          <w:b/>
-          <w:bCs/>
-          <w:sz w:val="26"/>
-          <w:szCs w:val="26"/>
-        </w:rPr>
-      </w:pPr>
-      <w:r>
-        <w:rPr>
-          <w:rFonts w:hint="default" w:ascii="Times New Roman" w:hAnsi="Times New Roman" w:eastAsia="Roboto" w:cs="Times New Roman"/>
-          <w:b/>
-          <w:bCs/>
-          <w:sz w:val="26"/>
-          <w:szCs w:val="26"/>
-          <w:rtl w:val="0"/>
-        </w:rPr>
-        <w:t>III. KẾT QUẢ CÁC EM ĐẠT ĐƯỢC</w:t>
-      </w:r>
-    </w:p>
-    <w:p>
-      <w:pPr>
-        <w:pBdr>
-          <w:top w:val="none" w:color="auto" w:sz="0" w:space="0"/>
-          <w:left w:val="none" w:color="auto" w:sz="0" w:space="3258"/>
-          <w:bottom w:val="none" w:color="auto" w:sz="0" w:space="0"/>
-          <w:right w:val="none" w:color="auto" w:sz="0" w:space="0"/>
-          <w:between w:val="none" w:color="auto" w:sz="0" w:space="0"/>
-        </w:pBdr>
-        <w:shd w:val="clear" w:fill="FFFFFF"/>
-        <w:spacing w:before="120" w:after="120" w:line="360" w:lineRule="auto"/>
-        <w:jc w:val="both"/>
-        <w:rPr>
-          <w:rFonts w:hint="default" w:ascii="Times New Roman" w:hAnsi="Times New Roman" w:eastAsia="Roboto" w:cs="Times New Roman"/>
-          <w:b/>
-          <w:bCs/>
-          <w:sz w:val="26"/>
-          <w:szCs w:val="26"/>
-          <w:rtl w:val="0"/>
-        </w:rPr>
-      </w:pPr>
-      <w:r>
-        <w:rPr>
-          <w:rFonts w:hint="default" w:ascii="Times New Roman" w:hAnsi="Times New Roman" w:eastAsia="Roboto" w:cs="Times New Roman"/>
-          <w:b/>
-          <w:bCs/>
-          <w:sz w:val="26"/>
-          <w:szCs w:val="26"/>
-          <w:rtl w:val="0"/>
-        </w:rPr>
-        <w:t>Sau buổi thực hành, em đã:</w:t>
-      </w:r>
-    </w:p>
-    <w:p>
-      <w:pPr>
-        <w:pBdr>
-          <w:top w:val="none" w:color="auto" w:sz="0" w:space="0"/>
-          <w:left w:val="none" w:color="auto" w:sz="0" w:space="3258"/>
-          <w:bottom w:val="none" w:color="auto" w:sz="0" w:space="0"/>
-          <w:right w:val="none" w:color="auto" w:sz="0" w:space="0"/>
-          <w:between w:val="none" w:color="auto" w:sz="0" w:space="0"/>
-        </w:pBdr>
-        <w:shd w:val="clear" w:fill="FFFFFF"/>
-        <w:spacing w:before="120" w:after="120" w:line="360" w:lineRule="auto"/>
-        <w:jc w:val="both"/>
-        <w:rPr>
-          <w:rFonts w:hint="default" w:ascii="Times New Roman" w:hAnsi="Times New Roman" w:eastAsia="Roboto" w:cs="Times New Roman"/>
-          <w:sz w:val="26"/>
-          <w:szCs w:val="26"/>
-          <w:rtl w:val="0"/>
-          <w:lang w:val="en-US"/>
-        </w:rPr>
-      </w:pPr>
-      <w:r>
-        <w:rPr>
-          <w:rFonts w:hint="default" w:ascii="Times New Roman" w:hAnsi="Times New Roman" w:eastAsia="Roboto" w:cs="Times New Roman"/>
-          <w:sz w:val="26"/>
-          <w:szCs w:val="26"/>
-          <w:rtl w:val="0"/>
-          <w:lang w:val="en-US"/>
-        </w:rPr>
-        <w:t xml:space="preserve">- </w:t>
-      </w:r>
-      <w:r>
-        <w:rPr>
-          <w:rFonts w:hint="default" w:ascii="Times New Roman" w:hAnsi="Times New Roman" w:eastAsia="Roboto" w:cs="Times New Roman"/>
-          <w:sz w:val="26"/>
-          <w:szCs w:val="26"/>
-          <w:rtl w:val="0"/>
-          <w:lang w:val="en-US"/>
-        </w:rPr>
-        <w:t>Hiểu cách hoạt động của mô hình Spring MVC</w:t>
-      </w:r>
-    </w:p>
-    <w:p>
-      <w:pPr>
-        <w:pBdr>
-          <w:top w:val="none" w:color="auto" w:sz="0" w:space="0"/>
-          <w:left w:val="none" w:color="auto" w:sz="0" w:space="3258"/>
-          <w:bottom w:val="none" w:color="auto" w:sz="0" w:space="0"/>
-          <w:right w:val="none" w:color="auto" w:sz="0" w:space="0"/>
-          <w:between w:val="none" w:color="auto" w:sz="0" w:space="0"/>
-        </w:pBdr>
-        <w:shd w:val="clear" w:fill="FFFFFF"/>
-        <w:spacing w:before="120" w:after="120" w:line="360" w:lineRule="auto"/>
-        <w:jc w:val="both"/>
-        <w:rPr>
-          <w:rFonts w:hint="default" w:ascii="Times New Roman" w:hAnsi="Times New Roman" w:eastAsia="Roboto" w:cs="Times New Roman"/>
-          <w:sz w:val="26"/>
-          <w:szCs w:val="26"/>
-          <w:rtl w:val="0"/>
-          <w:lang w:val="en-US"/>
-        </w:rPr>
-      </w:pPr>
-      <w:r>
-        <w:rPr>
-          <w:rFonts w:hint="default" w:ascii="Times New Roman" w:hAnsi="Times New Roman" w:eastAsia="Roboto" w:cs="Times New Roman"/>
-          <w:sz w:val="26"/>
-          <w:szCs w:val="26"/>
-          <w:rtl w:val="0"/>
-          <w:lang w:val="en-US"/>
-        </w:rPr>
-        <w:t>- Biết cách phân tầng Controller, Service, Repository</w:t>
-      </w:r>
-    </w:p>
-    <w:p>
-      <w:pPr>
-        <w:pBdr>
-          <w:top w:val="none" w:color="auto" w:sz="0" w:space="0"/>
-          <w:left w:val="none" w:color="auto" w:sz="0" w:space="3258"/>
-          <w:bottom w:val="none" w:color="auto" w:sz="0" w:space="0"/>
-          <w:right w:val="none" w:color="auto" w:sz="0" w:space="0"/>
-          <w:between w:val="none" w:color="auto" w:sz="0" w:space="0"/>
-        </w:pBdr>
-        <w:shd w:val="clear" w:fill="FFFFFF"/>
-        <w:spacing w:before="120" w:after="120" w:line="360" w:lineRule="auto"/>
-        <w:jc w:val="both"/>
-        <w:rPr>
-          <w:rFonts w:hint="default" w:ascii="Times New Roman" w:hAnsi="Times New Roman" w:eastAsia="Roboto" w:cs="Times New Roman"/>
-          <w:sz w:val="26"/>
-          <w:szCs w:val="26"/>
-          <w:rtl w:val="0"/>
-          <w:lang w:val="en-US"/>
-        </w:rPr>
-      </w:pPr>
-      <w:r>
-        <w:rPr>
-          <w:rFonts w:hint="default" w:ascii="Times New Roman" w:hAnsi="Times New Roman" w:eastAsia="Roboto" w:cs="Times New Roman"/>
-          <w:sz w:val="26"/>
-          <w:szCs w:val="26"/>
-          <w:rtl w:val="0"/>
-          <w:lang w:val="en-US"/>
-        </w:rPr>
-        <w:t>- Biết truyền dữ liệu từ Controller sang JSP</w:t>
-      </w:r>
-    </w:p>
-    <w:p>
-      <w:pPr>
-        <w:pBdr>
-          <w:top w:val="none" w:color="auto" w:sz="0" w:space="0"/>
-          <w:left w:val="none" w:color="auto" w:sz="0" w:space="3258"/>
-          <w:bottom w:val="none" w:color="auto" w:sz="0" w:space="0"/>
-          <w:right w:val="none" w:color="auto" w:sz="0" w:space="0"/>
-          <w:between w:val="none" w:color="auto" w:sz="0" w:space="0"/>
-        </w:pBdr>
-        <w:shd w:val="clear" w:fill="FFFFFF"/>
-        <w:spacing w:before="120" w:after="120" w:line="360" w:lineRule="auto"/>
-        <w:jc w:val="both"/>
-        <w:rPr>
-          <w:rFonts w:hint="default" w:ascii="Times New Roman" w:hAnsi="Times New Roman" w:eastAsia="Roboto" w:cs="Times New Roman"/>
-          <w:sz w:val="26"/>
-          <w:szCs w:val="26"/>
-          <w:rtl w:val="0"/>
-          <w:lang w:val="en-US"/>
-        </w:rPr>
-      </w:pPr>
-      <w:r>
-        <w:rPr>
-          <w:rFonts w:hint="default" w:ascii="Times New Roman" w:hAnsi="Times New Roman" w:eastAsia="Roboto" w:cs="Times New Roman"/>
-          <w:sz w:val="26"/>
-          <w:szCs w:val="26"/>
-          <w:rtl w:val="0"/>
-          <w:lang w:val="en-US"/>
-        </w:rPr>
-        <w:t>- Biết dùng JSTL và EL để hiển thị dữ liệu động</w:t>
-      </w:r>
-    </w:p>
-    <w:p>
-      <w:pPr>
-        <w:pBdr>
-          <w:top w:val="none" w:color="auto" w:sz="0" w:space="0"/>
-          <w:left w:val="none" w:color="auto" w:sz="0" w:space="3258"/>
-          <w:bottom w:val="none" w:color="auto" w:sz="0" w:space="0"/>
-          <w:right w:val="none" w:color="auto" w:sz="0" w:space="0"/>
-          <w:between w:val="none" w:color="auto" w:sz="0" w:space="0"/>
-        </w:pBdr>
-        <w:shd w:val="clear" w:fill="FFFFFF"/>
-        <w:spacing w:before="120" w:after="120" w:line="360" w:lineRule="auto"/>
-        <w:jc w:val="both"/>
-        <w:rPr>
-          <w:rFonts w:hint="default" w:ascii="Times New Roman" w:hAnsi="Times New Roman" w:eastAsia="Roboto" w:cs="Times New Roman"/>
-          <w:sz w:val="26"/>
-          <w:szCs w:val="26"/>
-          <w:rtl w:val="0"/>
-          <w:lang w:val="en-US"/>
-        </w:rPr>
-      </w:pPr>
-      <w:r>
-        <w:rPr>
-          <w:rFonts w:hint="default" w:ascii="Times New Roman" w:hAnsi="Times New Roman" w:eastAsia="Roboto" w:cs="Times New Roman"/>
-          <w:sz w:val="26"/>
-          <w:szCs w:val="26"/>
-          <w:rtl w:val="0"/>
-          <w:lang w:val="en-US"/>
-        </w:rPr>
-        <w:t>- Biết xử lý tìm kiếm, sắp xếp và thống kê cơ bản</w:t>
-      </w:r>
-      <w:bookmarkStart w:id="3" w:name="_GoBack"/>
-      <w:bookmarkEnd w:id="3"/>
-    </w:p>
-    <w:p>
-      <w:pPr>
-        <w:pBdr>
-          <w:top w:val="none" w:color="auto" w:sz="0" w:space="0"/>
-          <w:left w:val="none" w:color="auto" w:sz="0" w:space="3258"/>
-          <w:bottom w:val="none" w:color="auto" w:sz="0" w:space="0"/>
-          <w:right w:val="none" w:color="auto" w:sz="0" w:space="0"/>
-          <w:between w:val="none" w:color="auto" w:sz="0" w:space="0"/>
-        </w:pBdr>
-        <w:shd w:val="clear" w:fill="FFFFFF"/>
-        <w:spacing w:before="120" w:after="120" w:line="360" w:lineRule="auto"/>
-        <w:jc w:val="both"/>
-        <w:rPr>
-          <w:rFonts w:hint="default" w:ascii="Times New Roman" w:hAnsi="Times New Roman" w:eastAsia="Roboto" w:cs="Times New Roman"/>
-          <w:b/>
-          <w:bCs/>
-          <w:sz w:val="26"/>
-          <w:szCs w:val="26"/>
-          <w:rtl w:val="0"/>
-          <w:lang w:val="en-US"/>
-        </w:rPr>
-      </w:pPr>
-      <w:r>
-        <w:rPr>
-          <w:rFonts w:hint="default" w:ascii="Times New Roman" w:hAnsi="Times New Roman" w:eastAsia="Roboto" w:cs="Times New Roman"/>
-          <w:b/>
-          <w:bCs/>
-          <w:sz w:val="26"/>
-          <w:szCs w:val="26"/>
-          <w:rtl w:val="0"/>
-          <w:lang w:val="en-US"/>
-        </w:rPr>
-        <w:t>Link git :</w:t>
-      </w:r>
-    </w:p>
-    <w:p>
-      <w:pPr>
-        <w:pBdr>
-          <w:top w:val="none" w:color="auto" w:sz="0" w:space="0"/>
-          <w:left w:val="none" w:color="auto" w:sz="0" w:space="3258"/>
-          <w:bottom w:val="none" w:color="auto" w:sz="0" w:space="0"/>
-          <w:right w:val="none" w:color="auto" w:sz="0" w:space="0"/>
-          <w:between w:val="none" w:color="auto" w:sz="0" w:space="0"/>
-        </w:pBdr>
-        <w:shd w:val="clear" w:fill="FFFFFF"/>
-        <w:spacing w:before="120" w:after="120" w:line="360" w:lineRule="auto"/>
-        <w:jc w:val="both"/>
-        <w:rPr>
-          <w:rFonts w:hint="default" w:ascii="Times New Roman" w:hAnsi="Times New Roman" w:eastAsia="Roboto" w:cs="Times New Roman"/>
-          <w:sz w:val="26"/>
-          <w:szCs w:val="26"/>
-          <w:rtl w:val="0"/>
-          <w:lang w:val="en-US"/>
-        </w:rPr>
-      </w:pPr>
-      <w:r>
-        <w:rPr>
-          <w:rFonts w:hint="default" w:ascii="Times New Roman" w:hAnsi="Times New Roman" w:eastAsia="Roboto" w:cs="Times New Roman"/>
-          <w:sz w:val="26"/>
-          <w:szCs w:val="26"/>
-          <w:rtl w:val="0"/>
-          <w:lang w:val="en-US"/>
-        </w:rPr>
-        <w:t xml:space="preserve"> </w:t>
-      </w:r>
-      <w:r>
-        <w:rPr>
-          <w:rFonts w:hint="default" w:ascii="Times New Roman" w:hAnsi="Times New Roman" w:eastAsia="Roboto" w:cs="Times New Roman"/>
-          <w:sz w:val="26"/>
-          <w:szCs w:val="26"/>
-          <w:lang w:val="en-US"/>
-        </w:rPr>
-        <w:fldChar w:fldCharType="begin"/>
-      </w:r>
-      <w:r>
-        <w:rPr>
-          <w:rFonts w:hint="default" w:ascii="Times New Roman" w:hAnsi="Times New Roman" w:eastAsia="Roboto" w:cs="Times New Roman"/>
-          <w:sz w:val="26"/>
-          <w:szCs w:val="26"/>
-          <w:lang w:val="en-US"/>
-        </w:rPr>
-        <w:instrText xml:space="preserve"> HYPERLINK "https://github.com/Hoan06/huyhoan_JavaWebApplication/tree/main/Session03" </w:instrText>
-      </w:r>
-      <w:r>
-        <w:rPr>
-          <w:rFonts w:hint="default" w:ascii="Times New Roman" w:hAnsi="Times New Roman" w:eastAsia="Roboto" w:cs="Times New Roman"/>
-          <w:sz w:val="26"/>
-          <w:szCs w:val="26"/>
-          <w:lang w:val="en-US"/>
-        </w:rPr>
-        <w:fldChar w:fldCharType="separate"/>
-      </w:r>
-      <w:r>
-        <w:rPr>
-          <w:rStyle w:val="6"/>
-          <w:rFonts w:hint="default" w:ascii="Times New Roman" w:hAnsi="Times New Roman" w:eastAsia="Roboto" w:cs="Times New Roman"/>
-          <w:sz w:val="26"/>
-          <w:szCs w:val="26"/>
-          <w:lang w:val="en-US"/>
-        </w:rPr>
-        <w:t>https://github.com/Hoan06/huyhoan_JavaWebApplication/tree/main/Session03</w:t>
-      </w:r>
-      <w:r>
-        <w:rPr>
-          <w:rFonts w:hint="default" w:ascii="Times New Roman" w:hAnsi="Times New Roman" w:eastAsia="Roboto" w:cs="Times New Roman"/>
-          <w:sz w:val="26"/>
-          <w:szCs w:val="26"/>
-          <w:lang w:val="en-US"/>
-        </w:rPr>
-        <w:fldChar w:fldCharType="end"/>
-      </w:r>
-    </w:p>
-    <w:p>
-      <w:pPr>
-        <w:pBdr>
-          <w:top w:val="none" w:color="auto" w:sz="0" w:space="0"/>
-          <w:left w:val="none" w:color="auto" w:sz="0" w:space="3258"/>
-          <w:bottom w:val="none" w:color="auto" w:sz="0" w:space="0"/>
-          <w:right w:val="none" w:color="auto" w:sz="0" w:space="0"/>
-          <w:between w:val="none" w:color="auto" w:sz="0" w:space="0"/>
-        </w:pBdr>
-        <w:shd w:val="clear" w:fill="FFFFFF"/>
-        <w:spacing w:before="120" w:after="120" w:line="360" w:lineRule="auto"/>
-        <w:jc w:val="both"/>
-        <w:rPr>
-          <w:rFonts w:hint="default" w:ascii="Times New Roman" w:hAnsi="Times New Roman" w:eastAsia="Roboto" w:cs="Times New Roman"/>
-          <w:b/>
-          <w:bCs/>
-          <w:sz w:val="26"/>
-          <w:szCs w:val="26"/>
-          <w:rtl w:val="0"/>
-        </w:rPr>
-      </w:pPr>
-      <w:r>
-        <w:rPr>
-          <w:rFonts w:hint="default" w:ascii="Times New Roman" w:hAnsi="Times New Roman" w:eastAsia="Roboto" w:cs="Times New Roman"/>
-          <w:b/>
-          <w:bCs/>
-          <w:sz w:val="26"/>
-          <w:szCs w:val="26"/>
-          <w:rtl w:val="0"/>
-        </w:rPr>
-        <w:t>IV. KHÓ KHĂN VÀ VẤN ĐỀ CÁC EM GẶP PHẢI</w:t>
-      </w:r>
-    </w:p>
-    <w:p>
-      <w:pPr>
-        <w:pBdr>
-          <w:top w:val="none" w:color="auto" w:sz="0" w:space="0"/>
-          <w:left w:val="none" w:color="auto" w:sz="0" w:space="3258"/>
-          <w:bottom w:val="none" w:color="auto" w:sz="0" w:space="0"/>
-          <w:right w:val="none" w:color="auto" w:sz="0" w:space="0"/>
-          <w:between w:val="none" w:color="auto" w:sz="0" w:space="0"/>
-        </w:pBdr>
-        <w:shd w:val="clear" w:fill="FFFFFF"/>
-        <w:spacing w:before="120" w:after="120" w:line="360" w:lineRule="auto"/>
-        <w:jc w:val="both"/>
-        <w:rPr>
-          <w:rFonts w:hint="default" w:ascii="Times New Roman" w:hAnsi="Times New Roman" w:eastAsia="Roboto" w:cs="Times New Roman"/>
-          <w:b w:val="0"/>
-          <w:bCs w:val="0"/>
-          <w:sz w:val="26"/>
-          <w:szCs w:val="26"/>
-          <w:rtl w:val="0"/>
-          <w:lang w:val="en-US"/>
-        </w:rPr>
-      </w:pPr>
-      <w:r>
-        <w:rPr>
-          <w:rFonts w:hint="default" w:ascii="Times New Roman" w:hAnsi="Times New Roman" w:eastAsia="Roboto" w:cs="Times New Roman"/>
-          <w:b w:val="0"/>
-          <w:bCs w:val="0"/>
-          <w:sz w:val="26"/>
-          <w:szCs w:val="26"/>
-          <w:rtl w:val="0"/>
-          <w:lang w:val="en-US"/>
-        </w:rPr>
-        <w:t>- Không có ạ .</w:t>
-      </w:r>
-    </w:p>
-    <w:p>
-      <w:pPr>
-        <w:pBdr>
-          <w:top w:val="none" w:color="auto" w:sz="0" w:space="0"/>
-          <w:left w:val="none" w:color="auto" w:sz="0" w:space="3258"/>
-          <w:bottom w:val="none" w:color="auto" w:sz="0" w:space="0"/>
-          <w:right w:val="none" w:color="auto" w:sz="0" w:space="0"/>
-          <w:between w:val="none" w:color="auto" w:sz="0" w:space="0"/>
-        </w:pBdr>
-        <w:shd w:val="clear" w:fill="FFFFFF"/>
-        <w:spacing w:before="120" w:after="120" w:line="360" w:lineRule="auto"/>
-        <w:jc w:val="both"/>
-        <w:rPr>
-          <w:rFonts w:hint="default" w:ascii="Times New Roman" w:hAnsi="Times New Roman" w:eastAsia="Roboto" w:cs="Times New Roman"/>
-          <w:b/>
-          <w:bCs/>
-          <w:sz w:val="26"/>
-          <w:szCs w:val="26"/>
-        </w:rPr>
-      </w:pPr>
-      <w:r>
-        <w:rPr>
-          <w:rFonts w:hint="default" w:ascii="Times New Roman" w:hAnsi="Times New Roman" w:eastAsia="Roboto" w:cs="Times New Roman"/>
-          <w:b/>
-          <w:bCs/>
-          <w:sz w:val="26"/>
-          <w:szCs w:val="26"/>
-          <w:rtl w:val="0"/>
-        </w:rPr>
-        <w:t>V. KINH NGHIỆM RÚT RA</w:t>
-      </w:r>
-    </w:p>
-    <w:p>
-      <w:pPr>
-        <w:numPr>
-          <w:ilvl w:val="0"/>
-          <w:numId w:val="3"/>
-        </w:numPr>
-        <w:pBdr>
-          <w:top w:val="none" w:color="auto" w:sz="0" w:space="0"/>
-          <w:left w:val="none" w:color="auto" w:sz="0" w:space="3258"/>
-          <w:bottom w:val="none" w:color="auto" w:sz="0" w:space="0"/>
-          <w:right w:val="none" w:color="auto" w:sz="0" w:space="0"/>
-          <w:between w:val="none" w:color="auto" w:sz="0" w:space="0"/>
-        </w:pBdr>
-        <w:shd w:val="clear" w:fill="FFFFFF"/>
-        <w:spacing w:before="240" w:after="0" w:afterAutospacing="0" w:line="360" w:lineRule="auto"/>
-        <w:ind w:left="720" w:hanging="360"/>
-        <w:jc w:val="both"/>
-        <w:rPr>
-          <w:rFonts w:hint="default" w:ascii="Times New Roman" w:hAnsi="Times New Roman" w:eastAsia="Roboto" w:cs="Times New Roman"/>
-          <w:b/>
-          <w:bCs/>
-          <w:sz w:val="26"/>
-          <w:szCs w:val="26"/>
-          <w:u w:val="none"/>
-        </w:rPr>
-      </w:pPr>
-      <w:r>
-        <w:rPr>
-          <w:rFonts w:hint="default" w:ascii="Times New Roman" w:hAnsi="Times New Roman" w:eastAsia="Roboto" w:cs="Times New Roman"/>
-          <w:b/>
-          <w:bCs/>
-          <w:sz w:val="26"/>
-          <w:szCs w:val="26"/>
-          <w:rtl w:val="0"/>
-        </w:rPr>
-        <w:t>Kinh nghiệm rút ra từ bài thực hành:</w:t>
-      </w:r>
-    </w:p>
-    <w:p>
-      <w:pPr>
-        <w:numPr>
-          <w:ilvl w:val="0"/>
-          <w:numId w:val="0"/>
-        </w:numPr>
-        <w:pBdr>
-          <w:top w:val="none" w:color="auto" w:sz="0" w:space="0"/>
-          <w:left w:val="none" w:color="auto" w:sz="0" w:space="3258"/>
-          <w:bottom w:val="none" w:color="auto" w:sz="0" w:space="0"/>
-          <w:right w:val="none" w:color="auto" w:sz="0" w:space="0"/>
-          <w:between w:val="none" w:color="auto" w:sz="0" w:space="0"/>
-        </w:pBdr>
-        <w:shd w:val="clear" w:fill="FFFFFF"/>
-        <w:spacing w:before="240" w:after="0" w:afterAutospacing="0" w:line="360" w:lineRule="auto"/>
-        <w:ind w:left="360" w:leftChars="0"/>
-        <w:jc w:val="both"/>
-        <w:rPr>
-          <w:rFonts w:hint="default" w:ascii="Times New Roman" w:hAnsi="Times New Roman" w:eastAsia="Roboto" w:cs="Times New Roman"/>
-          <w:sz w:val="26"/>
-          <w:szCs w:val="26"/>
-          <w:u w:val="none"/>
-          <w:lang w:val="en-US"/>
-        </w:rPr>
-      </w:pPr>
-      <w:r>
-        <w:rPr>
-          <w:rFonts w:hint="default" w:ascii="Times New Roman" w:hAnsi="Times New Roman" w:eastAsia="Roboto" w:cs="Times New Roman"/>
-          <w:sz w:val="26"/>
-          <w:szCs w:val="26"/>
-          <w:u w:val="none"/>
-          <w:lang w:val="en-US"/>
-        </w:rPr>
-        <w:t>- Phân tích kỹ đề bài trước khi làm .</w:t>
-      </w:r>
-    </w:p>
-    <w:p>
-      <w:pPr>
-        <w:numPr>
-          <w:ilvl w:val="0"/>
-          <w:numId w:val="3"/>
-        </w:numPr>
-        <w:pBdr>
-          <w:top w:val="none" w:color="auto" w:sz="0" w:space="0"/>
-          <w:left w:val="none" w:color="auto" w:sz="0" w:space="3258"/>
-          <w:bottom w:val="none" w:color="auto" w:sz="0" w:space="0"/>
-          <w:right w:val="none" w:color="auto" w:sz="0" w:space="0"/>
-          <w:between w:val="none" w:color="auto" w:sz="0" w:space="0"/>
-        </w:pBdr>
-        <w:shd w:val="clear" w:fill="FFFFFF"/>
-        <w:spacing w:before="0" w:beforeAutospacing="0" w:after="240" w:line="360" w:lineRule="auto"/>
-        <w:ind w:left="720" w:hanging="360"/>
-        <w:jc w:val="both"/>
-        <w:rPr>
-          <w:rFonts w:hint="default" w:ascii="Times New Roman" w:hAnsi="Times New Roman" w:eastAsia="Roboto" w:cs="Times New Roman"/>
-          <w:b/>
-          <w:bCs/>
-          <w:sz w:val="26"/>
-          <w:szCs w:val="26"/>
-          <w:u w:val="none"/>
-        </w:rPr>
-      </w:pPr>
-      <w:r>
-        <w:rPr>
-          <w:rFonts w:hint="default" w:ascii="Times New Roman" w:hAnsi="Times New Roman" w:eastAsia="Andika" w:cs="Times New Roman"/>
-          <w:b/>
-          <w:bCs/>
-          <w:sz w:val="26"/>
-          <w:szCs w:val="26"/>
-          <w:rtl w:val="0"/>
-        </w:rPr>
-        <w:t>Lưu ý các em cần note lại cho những buổi thực hành sau:</w:t>
-      </w:r>
-    </w:p>
-    <w:p>
-      <w:pPr>
-        <w:numPr>
-          <w:ilvl w:val="0"/>
-          <w:numId w:val="0"/>
-        </w:numPr>
-        <w:pBdr>
-          <w:top w:val="none" w:color="auto" w:sz="0" w:space="0"/>
-          <w:left w:val="none" w:color="auto" w:sz="0" w:space="3258"/>
-          <w:bottom w:val="none" w:color="auto" w:sz="0" w:space="0"/>
-          <w:right w:val="none" w:color="auto" w:sz="0" w:space="0"/>
-          <w:between w:val="none" w:color="auto" w:sz="0" w:space="0"/>
-        </w:pBdr>
-        <w:shd w:val="clear" w:fill="FFFFFF"/>
-        <w:spacing w:before="0" w:beforeAutospacing="0" w:after="240" w:line="360" w:lineRule="auto"/>
-        <w:ind w:left="360" w:leftChars="0"/>
-        <w:jc w:val="both"/>
-        <w:rPr>
-          <w:rFonts w:hint="default" w:ascii="Times New Roman" w:hAnsi="Times New Roman" w:eastAsia="Roboto" w:cs="Times New Roman"/>
-          <w:b w:val="0"/>
-          <w:bCs w:val="0"/>
-          <w:sz w:val="26"/>
-          <w:szCs w:val="26"/>
-          <w:u w:val="none"/>
-          <w:lang w:val="en-US"/>
-        </w:rPr>
-      </w:pPr>
-      <w:r>
-        <w:rPr>
-          <w:rFonts w:hint="default" w:ascii="Times New Roman" w:hAnsi="Times New Roman" w:eastAsia="Andika" w:cs="Times New Roman"/>
-          <w:b w:val="0"/>
-          <w:bCs w:val="0"/>
-          <w:sz w:val="26"/>
-          <w:szCs w:val="26"/>
-          <w:rtl w:val="0"/>
-          <w:lang w:val="en-US"/>
-        </w:rPr>
-        <w:t>- Phân tích kỹ yêu cầu , trong quá trình làm cần cẩn thận hơn .</w:t>
-      </w:r>
-    </w:p>
-    <w:p>
-      <w:pPr>
-        <w:pBdr>
-          <w:top w:val="none" w:color="auto" w:sz="0" w:space="0"/>
-          <w:left w:val="none" w:color="auto" w:sz="0" w:space="3258"/>
-          <w:bottom w:val="none" w:color="auto" w:sz="0" w:space="0"/>
-          <w:right w:val="none" w:color="auto" w:sz="0" w:space="0"/>
-          <w:between w:val="none" w:color="auto" w:sz="0" w:space="0"/>
-        </w:pBdr>
-        <w:shd w:val="clear" w:fill="FFFFFF"/>
-        <w:spacing w:before="120" w:after="120" w:line="360" w:lineRule="auto"/>
-        <w:jc w:val="both"/>
-        <w:rPr>
-          <w:rFonts w:hint="default" w:ascii="Times New Roman" w:hAnsi="Times New Roman" w:eastAsia="Roboto" w:cs="Times New Roman"/>
-          <w:b/>
-          <w:bCs/>
-          <w:sz w:val="26"/>
-          <w:szCs w:val="26"/>
-        </w:rPr>
-      </w:pPr>
-      <w:r>
-        <w:rPr>
-          <w:rFonts w:hint="default" w:ascii="Times New Roman" w:hAnsi="Times New Roman" w:eastAsia="Roboto" w:cs="Times New Roman"/>
-          <w:b/>
-          <w:bCs/>
-          <w:sz w:val="26"/>
-          <w:szCs w:val="26"/>
-          <w:rtl w:val="0"/>
-        </w:rPr>
-        <w:t>VI. ĐỀ XUẤT / KIẾN NGHỊ</w:t>
-      </w:r>
-    </w:p>
-    <w:p>
-      <w:pPr>
-        <w:pBdr>
-          <w:top w:val="none" w:color="auto" w:sz="0" w:space="0"/>
-          <w:left w:val="none" w:color="auto" w:sz="0" w:space="3258"/>
-          <w:bottom w:val="none" w:color="auto" w:sz="0" w:space="0"/>
-          <w:right w:val="none" w:color="auto" w:sz="0" w:space="0"/>
-          <w:between w:val="none" w:color="auto" w:sz="0" w:space="0"/>
-        </w:pBdr>
-        <w:shd w:val="clear" w:fill="FFFFFF"/>
-        <w:spacing w:before="120" w:after="120" w:line="360" w:lineRule="auto"/>
-        <w:jc w:val="both"/>
-        <w:rPr>
-          <w:rFonts w:hint="default" w:ascii="Times New Roman" w:hAnsi="Times New Roman" w:eastAsia="Roboto" w:cs="Times New Roman"/>
-          <w:b w:val="0"/>
-          <w:bCs w:val="0"/>
-          <w:sz w:val="26"/>
-          <w:szCs w:val="26"/>
-          <w:rtl w:val="0"/>
-          <w:lang w:val="en-US"/>
-        </w:rPr>
-      </w:pPr>
-      <w:r>
-        <w:rPr>
-          <w:rFonts w:hint="default" w:ascii="Times New Roman" w:hAnsi="Times New Roman" w:eastAsia="Roboto" w:cs="Times New Roman"/>
-          <w:b w:val="0"/>
-          <w:bCs w:val="0"/>
-          <w:sz w:val="26"/>
-          <w:szCs w:val="26"/>
-          <w:rtl w:val="0"/>
-          <w:lang w:val="en-US"/>
-        </w:rPr>
-        <w:t>- Em không có ạ .</w:t>
-      </w:r>
-    </w:p>
-    <w:p>
-      <w:pPr>
-        <w:pBdr>
-          <w:top w:val="none" w:color="auto" w:sz="0" w:space="0"/>
-          <w:left w:val="none" w:color="auto" w:sz="0" w:space="3258"/>
-          <w:bottom w:val="none" w:color="auto" w:sz="0" w:space="0"/>
-          <w:right w:val="none" w:color="auto" w:sz="0" w:space="0"/>
-          <w:between w:val="none" w:color="auto" w:sz="0" w:space="0"/>
-        </w:pBdr>
-        <w:shd w:val="clear" w:fill="FFFFFF"/>
-        <w:spacing w:before="120" w:after="120" w:line="360" w:lineRule="auto"/>
-        <w:jc w:val="both"/>
-        <w:rPr>
-          <w:rFonts w:hint="default" w:ascii="Times New Roman" w:hAnsi="Times New Roman" w:eastAsia="Roboto" w:cs="Times New Roman"/>
-          <w:b/>
-          <w:bCs/>
-          <w:sz w:val="26"/>
-          <w:szCs w:val="26"/>
-        </w:rPr>
-      </w:pPr>
-      <w:r>
-        <w:rPr>
-          <w:rFonts w:hint="default" w:ascii="Times New Roman" w:hAnsi="Times New Roman" w:eastAsia="Roboto" w:cs="Times New Roman"/>
-          <w:b/>
-          <w:bCs/>
-          <w:sz w:val="26"/>
-          <w:szCs w:val="26"/>
-          <w:rtl w:val="0"/>
-        </w:rPr>
-        <w:t>VII. KẾT LUẬN</w:t>
+        <w:spacing w:before="120" w:after="0" w:afterAutospacing="0" w:line="360" w:lineRule="auto"/>
+        <w:ind w:firstLine="720" w:firstLineChars="0"/>
+        <w:jc w:val="both"/>
+        <w:rPr>
+          <w:rFonts w:hint="default" w:ascii="Times New Roman" w:hAnsi="Times New Roman" w:eastAsia="Roboto" w:cs="Times New Roman"/>
+          <w:sz w:val="26"/>
+          <w:szCs w:val="26"/>
+          <w:rtl w:val="0"/>
+          <w:lang w:val="en-US"/>
+        </w:rPr>
+      </w:pPr>
+      <w:r>
+        <w:rPr>
+          <w:rFonts w:hint="default" w:ascii="Times New Roman" w:hAnsi="Times New Roman" w:eastAsia="Roboto" w:cs="Times New Roman"/>
+          <w:sz w:val="26"/>
+          <w:szCs w:val="26"/>
+          <w:rtl w:val="0"/>
+          <w:lang w:val="en-US"/>
+        </w:rPr>
+        <w:t>- Em đánh giá khả năng hiểu bài : Tốt .</w:t>
       </w:r>
     </w:p>
     <w:p>
@@ -2088,79 +2246,6 @@
           <w:between w:val="none" w:color="auto" w:sz="0" w:space="0"/>
         </w:pBdr>
         <w:shd w:val="clear" w:fill="FFFFFF"/>
-        <w:spacing w:before="120" w:after="0" w:afterAutospacing="0" w:line="360" w:lineRule="auto"/>
-        <w:ind w:left="720" w:hanging="360"/>
-        <w:jc w:val="both"/>
-        <w:rPr>
-          <w:rFonts w:hint="default" w:ascii="Times New Roman" w:hAnsi="Times New Roman" w:eastAsia="Roboto" w:cs="Times New Roman"/>
-          <w:sz w:val="26"/>
-          <w:szCs w:val="26"/>
-          <w:rtl w:val="0"/>
-          <w:lang w:val="en-US"/>
-        </w:rPr>
-      </w:pPr>
-      <w:r>
-        <w:rPr>
-          <w:rFonts w:hint="default" w:ascii="Times New Roman" w:hAnsi="Times New Roman" w:eastAsia="Roboto" w:cs="Times New Roman"/>
-          <w:b/>
-          <w:bCs/>
-          <w:sz w:val="26"/>
-          <w:szCs w:val="26"/>
-          <w:rtl w:val="0"/>
-        </w:rPr>
-        <w:t>Tự đánh giá khả năng hiểu bài.</w:t>
-      </w:r>
-    </w:p>
-    <w:p>
-      <w:pPr>
-        <w:numPr>
-          <w:ilvl w:val="0"/>
-          <w:numId w:val="0"/>
-        </w:numPr>
-        <w:pBdr>
-          <w:top w:val="none" w:color="auto" w:sz="0" w:space="0"/>
-          <w:left w:val="none" w:color="auto" w:sz="0" w:space="3258"/>
-          <w:bottom w:val="none" w:color="auto" w:sz="0" w:space="0"/>
-          <w:right w:val="none" w:color="auto" w:sz="0" w:space="0"/>
-          <w:between w:val="none" w:color="auto" w:sz="0" w:space="0"/>
-        </w:pBdr>
-        <w:shd w:val="clear" w:fill="FFFFFF"/>
-        <w:spacing w:before="120" w:after="0" w:afterAutospacing="0" w:line="360" w:lineRule="auto"/>
-        <w:ind w:firstLine="720" w:firstLineChars="0"/>
-        <w:jc w:val="both"/>
-        <w:rPr>
-          <w:rFonts w:hint="default" w:ascii="Times New Roman" w:hAnsi="Times New Roman" w:eastAsia="Roboto" w:cs="Times New Roman"/>
-          <w:sz w:val="26"/>
-          <w:szCs w:val="26"/>
-          <w:rtl w:val="0"/>
-          <w:lang w:val="en-US"/>
-        </w:rPr>
-      </w:pPr>
-      <w:r>
-        <w:rPr>
-          <w:rFonts w:hint="default" w:ascii="Times New Roman" w:hAnsi="Times New Roman" w:eastAsia="Roboto" w:cs="Times New Roman"/>
-          <w:sz w:val="26"/>
-          <w:szCs w:val="26"/>
-          <w:rtl w:val="0"/>
-          <w:lang w:val="en-US"/>
-        </w:rPr>
-        <w:t>- Em đánh giá khả năng hiểu bài : Tốt .</w:t>
-      </w:r>
-    </w:p>
-    <w:p>
-      <w:pPr>
-        <w:numPr>
-          <w:ilvl w:val="0"/>
-          <w:numId w:val="4"/>
-        </w:numPr>
-        <w:pBdr>
-          <w:top w:val="none" w:color="auto" w:sz="0" w:space="0"/>
-          <w:left w:val="none" w:color="auto" w:sz="0" w:space="3258"/>
-          <w:bottom w:val="none" w:color="auto" w:sz="0" w:space="0"/>
-          <w:right w:val="none" w:color="auto" w:sz="0" w:space="0"/>
-          <w:between w:val="none" w:color="auto" w:sz="0" w:space="0"/>
-        </w:pBdr>
-        <w:shd w:val="clear" w:fill="FFFFFF"/>
         <w:spacing w:before="0" w:beforeAutospacing="0" w:after="120" w:line="360" w:lineRule="auto"/>
         <w:ind w:left="720" w:hanging="360"/>
         <w:jc w:val="both"/>
@@ -2184,18 +2269,59 @@
         </w:rPr>
         <w:t xml:space="preserve">Giúp ích gì cho việc học lập trình. </w:t>
       </w:r>
+      <w:bookmarkStart w:id="3" w:name="_GoBack"/>
+      <w:bookmarkEnd w:id="3"/>
     </w:p>
     <w:p>
       <w:pPr>
         <w:ind w:firstLine="720" w:firstLineChars="0"/>
         <w:jc w:val="both"/>
         <w:rPr>
+          <w:rFonts w:hint="default" w:ascii="Times New Roman" w:hAnsi="Times New Roman" w:eastAsia="Roboto"/>
+          <w:b w:val="0"/>
+          <w:bCs w:val="0"/>
+          <w:sz w:val="26"/>
+          <w:szCs w:val="26"/>
+          <w:u w:val="none"/>
+          <w:lang w:val="en-US"/>
+        </w:rPr>
+      </w:pPr>
+      <w:r>
+        <w:rPr>
+          <w:rFonts w:hint="default" w:ascii="Times New Roman" w:hAnsi="Times New Roman" w:eastAsia="Roboto" w:cs="Times New Roman"/>
+          <w:b w:val="0"/>
+          <w:bCs w:val="0"/>
+          <w:sz w:val="26"/>
+          <w:szCs w:val="26"/>
+          <w:u w:val="none"/>
+          <w:lang w:val="en-US"/>
+        </w:rPr>
+        <w:t xml:space="preserve">- </w:t>
+      </w:r>
+      <w:r>
+        <w:rPr>
+          <w:rFonts w:hint="default" w:ascii="Times New Roman" w:hAnsi="Times New Roman" w:eastAsia="Roboto"/>
+          <w:b w:val="0"/>
+          <w:bCs w:val="0"/>
+          <w:sz w:val="26"/>
+          <w:szCs w:val="26"/>
+          <w:u w:val="none"/>
+          <w:lang w:val="en-US"/>
+        </w:rPr>
+        <w:t>Giúp em hiểu rõ cách xây dựng hệ thống web thực tế bằng Spring MVC</w:t>
+      </w:r>
+    </w:p>
+    <w:p>
+      <w:pPr>
+        <w:ind w:firstLine="720" w:firstLineChars="0"/>
+        <w:jc w:val="both"/>
+        <w:rPr>
           <w:rFonts w:hint="default" w:ascii="Times New Roman" w:hAnsi="Times New Roman" w:cs="Times New Roman"/>
         </w:rPr>
       </w:pPr>
       <w:r>
         <w:rPr>
-          <w:rFonts w:hint="default" w:ascii="Times New Roman" w:hAnsi="Times New Roman" w:eastAsia="Roboto" w:cs="Times New Roman"/>
+          <w:rFonts w:hint="default" w:ascii="Times New Roman" w:hAnsi="Times New Roman" w:eastAsia="Roboto"/>
           <w:b w:val="0"/>
           <w:bCs w:val="0"/>
           <w:sz w:val="26"/>
@@ -2203,60 +2329,8 @@
           <w:u w:val="none"/>
           <w:lang w:val="en-US"/>
         </w:rPr>
-        <w:t xml:space="preserve">- </w:t>
-      </w:r>
-      <w:r>
-        <w:rPr>
-          <w:rFonts w:hint="default" w:ascii="Times New Roman" w:hAnsi="Times New Roman" w:eastAsia="Roboto" w:cs="Times New Roman"/>
-          <w:b w:val="0"/>
-          <w:bCs w:val="0"/>
-          <w:sz w:val="26"/>
-          <w:szCs w:val="26"/>
-          <w:u w:val="none"/>
-          <w:lang w:val="en-US"/>
-        </w:rPr>
-        <w:t xml:space="preserve">Giúp em hiểu rõ hơn về Spring MVC, cách xử lý request, tổ chức code theo </w:t>
-      </w:r>
-      <w:r>
-        <w:rPr>
-          <w:rFonts w:hint="default" w:ascii="Times New Roman" w:hAnsi="Times New Roman" w:eastAsia="Roboto" w:cs="Times New Roman"/>
-          <w:b w:val="0"/>
-          <w:bCs w:val="0"/>
-          <w:sz w:val="26"/>
-          <w:szCs w:val="26"/>
-          <w:u w:val="none"/>
-          <w:lang w:val="en-US"/>
-        </w:rPr>
-        <w:tab/>
-      </w:r>
-      <w:r>
-        <w:rPr>
-          <w:rFonts w:hint="default" w:ascii="Times New Roman" w:hAnsi="Times New Roman" w:eastAsia="Roboto" w:cs="Times New Roman"/>
-          <w:b w:val="0"/>
-          <w:bCs w:val="0"/>
-          <w:sz w:val="26"/>
-          <w:szCs w:val="26"/>
-          <w:u w:val="none"/>
-          <w:lang w:val="en-US"/>
-        </w:rPr>
-        <w:t>mô hình nhiều tầng và hiển thị dữ liệu bằng JSP/JSTL.</w:t>
-      </w:r>
-    </w:p>
-    <w:p>
-      <w:pPr>
-        <w:jc w:val="both"/>
-        <w:rPr>
-          <w:rFonts w:hint="default" w:ascii="Times New Roman" w:hAnsi="Times New Roman" w:cs="Times New Roman"/>
-        </w:rPr>
-      </w:pPr>
-    </w:p>
-    <w:p>
-      <w:pPr>
-        <w:jc w:val="both"/>
-        <w:rPr>
-          <w:rFonts w:hint="default" w:ascii="Times New Roman" w:hAnsi="Times New Roman" w:cs="Times New Roman"/>
-        </w:rPr>
-      </w:pPr>
+        <w:t>- Biết áp dụng validation, xử lý form và tổ chức code theo mô hình chuẩn</w:t>
+      </w:r>
     </w:p>
     <w:p>
       <w:pPr>
@@ -3134,6 +3208,16 @@
       <w:u w:val="single"/>
     </w:rPr>
   </w:style>
+  <w:style w:type="character" w:styleId="7">
+    <w:name w:val="Strong"/>
+    <w:basedOn w:val="4"/>
+    <w:qFormat/>
+    <w:uiPriority w:val="0"/>
+    <w:rPr>
+      <w:b/>
+      <w:bCs/>
+    </w:rPr>
+  </w:style>
 </w:styles>
 </file>
 
